--- a/01_《三人行》全24集全流程标杆成品库/03_剧作结构、悬念节奏与视听解码/EP20_《三人行》第二十集《涉过夏天》剧作结构、悬念节奏与视听解码.docx
+++ b/01_《三人行》全24集全流程标杆成品库/03_剧作结构、悬念节奏与视听解码/EP20_《三人行》第二十集《涉过夏天》剧作结构、悬念节奏与视听解码.docx
@@ -172,19 +172,8 @@
             <w:shd w:fill="1F3864"/>
           </w:tcPr>
           <w:p>
-            <w:pPr>
-              <w:spacing w:before="40" w:after="40" w:line="312" w:lineRule="auto"/>
-              <w:jc w:val="center"/>
-            </w:pPr>
-            <w:r/>
             <w:r>
-              <w:rPr>
-                <w:rFonts w:ascii="Arial" w:hAnsi="Arial" w:eastAsia="黑体"/>
-                <w:b/>
-                <w:color w:val="FFFFFF"/>
-                <w:sz w:val="19"/>
-              </w:rPr>
-              <w:t>核心道具 / 文字意象载体</w:t>
+              <w:t>当集核心道具 / 屏幕文字 / 微镜像载体</w:t>
             </w:r>
           </w:p>
         </w:tc>
@@ -201,1490 +190,164 @@
             <w:shd w:fill="1F3864"/>
           </w:tcPr>
           <w:p>
-            <w:pPr>
-              <w:spacing w:before="40" w:after="40" w:line="312" w:lineRule="auto"/>
-              <w:jc w:val="center"/>
-            </w:pPr>
-            <w:r/>
             <w:r>
-              <w:rPr>
-                <w:rFonts w:ascii="Arial" w:hAnsi="Arial" w:eastAsia="黑体"/>
-                <w:b/>
-                <w:color w:val="FFFFFF"/>
-                <w:sz w:val="19"/>
-              </w:rPr>
               <w:t>本集物理实证、微距文字原文与跨集因果闭环解析</w:t>
             </w:r>
           </w:p>
         </w:tc>
       </w:tr>
       <w:tr>
-        <w:trPr>
-          <w:cantSplit/>
-        </w:trPr>
         <w:tc>
           <w:tcPr>
-            <w:tcW w:type="dxa" w:w="3024"/>
-            <w:vAlign w:val="center"/>
+            <w:tcW w:type="dxa" w:w="5184"/>
             <w:tcMar>
-              <w:top w:w="105" w:type="dxa"/>
-              <w:bottom w:w="105" w:type="dxa"/>
-              <w:left w:w="145" w:type="dxa"/>
-              <w:right w:w="145" w:type="dxa"/>
+              <w:top w:w="70" w:type="dxa"/>
+              <w:bottom w:w="70" w:type="dxa"/>
+              <w:left w:w="100" w:type="dxa"/>
+              <w:right w:w="100" w:type="dxa"/>
             </w:tcMar>
+            <w:shd w:fill="FFFFFF"/>
           </w:tcPr>
           <w:p>
             <w:pPr>
-              <w:spacing w:before="40" w:after="40" w:line="341" w:lineRule="auto"/>
               <w:jc w:val="left"/>
             </w:pPr>
-            <w:r/>
             <w:r>
               <w:rPr>
-                <w:rFonts w:ascii="Times New Roman" w:hAnsi="Times New Roman" w:eastAsia="宋体"/>
+                <w:rFonts w:ascii="黑体" w:hAnsi="黑体"/>
                 <w:b/>
-                <w:color w:val="191919"/>
-                <w:sz w:val="19"/>
               </w:rPr>
-              <w:t>20-1　内　502室秘密暗室与2058年人生无限有限公司高总办公室 — 日/夜</w:t>
+              <w:t>远郊荒村土炕破瓦房的搓澡巾与植物人轮椅</w:t>
+              <w:br/>
+              <w:t>（20-3至20-5场）</w:t>
             </w:r>
           </w:p>
         </w:tc>
         <w:tc>
           <w:tcPr>
-            <w:tcW w:type="dxa" w:w="7344"/>
-            <w:vAlign w:val="center"/>
+            <w:tcW w:type="dxa" w:w="5184"/>
             <w:tcMar>
-              <w:top w:w="105" w:type="dxa"/>
-              <w:bottom w:w="105" w:type="dxa"/>
-              <w:left w:w="145" w:type="dxa"/>
-              <w:right w:w="145" w:type="dxa"/>
+              <w:top w:w="70" w:type="dxa"/>
+              <w:bottom w:w="70" w:type="dxa"/>
+              <w:left w:w="100" w:type="dxa"/>
+              <w:right w:w="100" w:type="dxa"/>
             </w:tcMar>
+            <w:shd w:fill="FFFFFF"/>
           </w:tcPr>
           <w:p>
             <w:pPr>
-              <w:spacing w:before="40" w:after="40" w:line="341" w:lineRule="auto"/>
               <w:jc w:val="left"/>
             </w:pPr>
-            <w:r/>
             <w:r>
               <w:rPr>
-                <w:rFonts w:ascii="Times New Roman" w:hAnsi="Times New Roman" w:eastAsia="宋体"/>
+                <w:rFonts w:ascii="宋体" w:hAnsi="宋体"/>
                 <w:b w:val="0"/>
-                <w:color w:val="191919"/>
-                <w:sz w:val="19"/>
               </w:rPr>
-              <w:t>【出场人物】赵左右、系统广播、高尚</w:t>
-              <w:br/>
-              <w:t>【戏剧推进】五零二室昏暗的秘密暗室内，十六岁的赵左右瘫坐在地板上，右手死死扣着地面上那本《三人行》创刊号，双眼呆滞而惊恐地仰望着黑帘背后那整面记录着【左右（16岁）、荀（41岁·2035穿越·舒图之死！）、了（66岁·2033舒图去世·2058穿越阻止荀）】的三代命运时间线黑板！ 设计好的……一切都是设计好的。我猜到了荀哥，但连赵爷爷，也是未来的我！ 少年胸口剧烈起伏，大口大口地喘着粗气，颤抖着从地上站起身，一步步走到黑板前，伸出双手猛地按在那些触……</w:t>
+              <w:t>41岁荀未来将植物人赵了藏匿于远郊荒村土炕破屋，整个酷夏独自挑水、擦身、推轮椅，在深夜痛哭发出全剧最扎心的中年叩问：“我得为少年的理想负责，还要为老了的身体负责……谁又能为我负责？”</w:t>
             </w:r>
           </w:p>
         </w:tc>
       </w:tr>
       <w:tr>
-        <w:trPr>
-          <w:cantSplit/>
-        </w:trPr>
         <w:tc>
           <w:tcPr>
-            <w:tcW w:type="dxa" w:w="3024"/>
-            <w:vAlign w:val="center"/>
+            <w:tcW w:type="dxa" w:w="5184"/>
             <w:tcMar>
-              <w:top w:w="105" w:type="dxa"/>
-              <w:bottom w:w="105" w:type="dxa"/>
-              <w:left w:w="145" w:type="dxa"/>
-              <w:right w:w="145" w:type="dxa"/>
+              <w:top w:w="70" w:type="dxa"/>
+              <w:bottom w:w="70" w:type="dxa"/>
+              <w:left w:w="100" w:type="dxa"/>
+              <w:right w:w="100" w:type="dxa"/>
             </w:tcMar>
-            <w:shd w:fill="F7FAFC"/>
+            <w:shd w:fill="F5F7FA"/>
           </w:tcPr>
           <w:p>
             <w:pPr>
-              <w:spacing w:before="40" w:after="40" w:line="341" w:lineRule="auto"/>
               <w:jc w:val="left"/>
             </w:pPr>
-            <w:r/>
             <w:r>
               <w:rPr>
-                <w:rFonts w:ascii="Times New Roman" w:hAnsi="Times New Roman" w:eastAsia="宋体"/>
+                <w:rFonts w:ascii="黑体" w:hAnsi="黑体"/>
                 <w:b/>
-                <w:color w:val="191919"/>
-                <w:sz w:val="19"/>
               </w:rPr>
-              <w:t>20-2　外/内　片头曲《三人行》（OP） — 日/夜</w:t>
+              <w:t>5元快餐店“答案箱”铁罐与300元探店广告费</w:t>
+              <w:br/>
+              <w:t>（20-2／20-4场）</w:t>
             </w:r>
           </w:p>
         </w:tc>
         <w:tc>
           <w:tcPr>
-            <w:tcW w:type="dxa" w:w="7344"/>
-            <w:vAlign w:val="center"/>
+            <w:tcW w:type="dxa" w:w="5184"/>
             <w:tcMar>
-              <w:top w:w="105" w:type="dxa"/>
-              <w:bottom w:w="105" w:type="dxa"/>
-              <w:left w:w="145" w:type="dxa"/>
-              <w:right w:w="145" w:type="dxa"/>
+              <w:top w:w="70" w:type="dxa"/>
+              <w:bottom w:w="70" w:type="dxa"/>
+              <w:left w:w="100" w:type="dxa"/>
+              <w:right w:w="100" w:type="dxa"/>
             </w:tcMar>
-            <w:shd w:fill="F7FAFC"/>
+            <w:shd w:fill="F5F7FA"/>
           </w:tcPr>
           <w:p>
             <w:pPr>
-              <w:spacing w:before="40" w:after="40" w:line="341" w:lineRule="auto"/>
               <w:jc w:val="left"/>
             </w:pPr>
-            <w:r/>
             <w:r>
               <w:rPr>
-                <w:rFonts w:ascii="Times New Roman" w:hAnsi="Times New Roman" w:eastAsia="宋体"/>
+                <w:rFonts w:ascii="宋体" w:hAnsi="宋体"/>
                 <w:b w:val="0"/>
-                <w:color w:val="191919"/>
-                <w:sz w:val="19"/>
               </w:rPr>
-              <w:t>【出场人物】环境/意象叙事</w:t>
-              <w:br/>
-              <w:t>【戏剧推进】片头音乐响起，三代同体的命运轨迹在时光漩涡中交错，定格于《三人行》（THE TRIPLE ECHO OF TIME）片名标识。</w:t>
+              <w:t>赵左右、徐图图、王一漫通过《孤独的饭桶》拍探店广告挣来300元钞票，塞进贴有“答案箱”字条的铁罐留在5元快餐店桌上，默默资助戴草帽蹬三轮车送菜的退学挚友陈明。</w:t>
             </w:r>
           </w:p>
         </w:tc>
       </w:tr>
       <w:tr>
-        <w:trPr>
-          <w:cantSplit/>
-        </w:trPr>
         <w:tc>
           <w:tcPr>
-            <w:tcW w:type="dxa" w:w="3024"/>
-            <w:vAlign w:val="center"/>
+            <w:tcW w:type="dxa" w:w="5184"/>
             <w:tcMar>
-              <w:top w:w="105" w:type="dxa"/>
-              <w:bottom w:w="105" w:type="dxa"/>
-              <w:left w:w="145" w:type="dxa"/>
-              <w:right w:w="145" w:type="dxa"/>
+              <w:top w:w="70" w:type="dxa"/>
+              <w:bottom w:w="70" w:type="dxa"/>
+              <w:left w:w="100" w:type="dxa"/>
+              <w:right w:w="100" w:type="dxa"/>
             </w:tcMar>
+            <w:shd w:fill="FFFFFF"/>
           </w:tcPr>
           <w:p>
             <w:pPr>
-              <w:spacing w:before="40" w:after="40" w:line="341" w:lineRule="auto"/>
               <w:jc w:val="left"/>
             </w:pPr>
-            <w:r/>
             <w:r>
               <w:rPr>
-                <w:rFonts w:ascii="Times New Roman" w:hAnsi="Times New Roman" w:eastAsia="宋体"/>
+                <w:rFonts w:ascii="黑体" w:hAnsi="黑体"/>
                 <w:b/>
-                <w:color w:val="191919"/>
-                <w:sz w:val="19"/>
               </w:rPr>
-              <w:t>20-3　内/外　街边砂锅麻辣烫店·G54路公交车·2058办公区与荒村老宅 — 夜/日</w:t>
+              <w:t>王一漫的学工大铁锤与被砸烂的二楼阳台防盗铁护栏</w:t>
+              <w:br/>
+              <w:t>（20-6场）</w:t>
             </w:r>
           </w:p>
         </w:tc>
         <w:tc>
           <w:tcPr>
-            <w:tcW w:type="dxa" w:w="7344"/>
-            <w:vAlign w:val="center"/>
+            <w:tcW w:type="dxa" w:w="5184"/>
             <w:tcMar>
-              <w:top w:w="105" w:type="dxa"/>
-              <w:bottom w:w="105" w:type="dxa"/>
-              <w:left w:w="145" w:type="dxa"/>
-              <w:right w:w="145" w:type="dxa"/>
+              <w:top w:w="70" w:type="dxa"/>
+              <w:bottom w:w="70" w:type="dxa"/>
+              <w:left w:w="100" w:type="dxa"/>
+              <w:right w:w="100" w:type="dxa"/>
             </w:tcMar>
+            <w:shd w:fill="FFFFFF"/>
           </w:tcPr>
           <w:p>
             <w:pPr>
-              <w:spacing w:before="40" w:after="40" w:line="341" w:lineRule="auto"/>
               <w:jc w:val="left"/>
             </w:pPr>
-            <w:r/>
             <w:r>
               <w:rPr>
-                <w:rFonts w:ascii="Times New Roman" w:hAnsi="Times New Roman" w:eastAsia="宋体"/>
+                <w:rFonts w:ascii="宋体" w:hAnsi="宋体"/>
                 <w:b w:val="0"/>
-                <w:color w:val="191919"/>
-                <w:sz w:val="19"/>
               </w:rPr>
-              <w:t>【出场人物】林开颜、赵左右、荀未来</w:t>
-              <w:br/>
-              <w:t>【戏剧推进】夜晚，长林市街边砂锅麻辣烫店内，暖黄的灯光下浮现本集片名：第 20 集 涉过夏天。 十六岁的赵左右独自坐在小餐桌前，面前放着一碗未动的砂锅，眼神深沉而凝重（内心独白：“哪些是真的？什么才是真的？你们的目的是什么？为什么不告诉我？我一定要找到你们，问个明白”）。就在这时，门口的塑料门帘被掀开——再次从2058年穿过来的林开颜（小雪）端着一碗麻辣烫走了进来，径直坐到了赵左右的对面！ 小哥，你知道去哪里能找到他们，对吧？</w:t>
-            </w:r>
-          </w:p>
-        </w:tc>
-      </w:tr>
-      <w:tr>
-        <w:trPr>
-          <w:cantSplit/>
-        </w:trPr>
-        <w:tc>
-          <w:tcPr>
-            <w:tcW w:type="dxa" w:w="3024"/>
-            <w:vAlign w:val="center"/>
-            <w:tcMar>
-              <w:top w:w="105" w:type="dxa"/>
-              <w:bottom w:w="105" w:type="dxa"/>
-              <w:left w:w="145" w:type="dxa"/>
-              <w:right w:w="145" w:type="dxa"/>
-            </w:tcMar>
-            <w:shd w:fill="F7FAFC"/>
-          </w:tcPr>
-          <w:p>
-            <w:pPr>
-              <w:spacing w:before="40" w:after="40" w:line="341" w:lineRule="auto"/>
-              <w:jc w:val="left"/>
-            </w:pPr>
-            <w:r/>
-            <w:r>
-              <w:rPr>
-                <w:rFonts w:ascii="Times New Roman" w:hAnsi="Times New Roman" w:eastAsia="宋体"/>
-                <w:b/>
-                <w:color w:val="191919"/>
-                <w:sz w:val="19"/>
-              </w:rPr>
-              <w:t>20-4　内/外　501室客厅与卧室·东湖咖啡馆与长春电影院大厅 — 日/夜</w:t>
-            </w:r>
-          </w:p>
-        </w:tc>
-        <w:tc>
-          <w:tcPr>
-            <w:tcW w:type="dxa" w:w="7344"/>
-            <w:vAlign w:val="center"/>
-            <w:tcMar>
-              <w:top w:w="105" w:type="dxa"/>
-              <w:bottom w:w="105" w:type="dxa"/>
-              <w:left w:w="145" w:type="dxa"/>
-              <w:right w:w="145" w:type="dxa"/>
-            </w:tcMar>
-            <w:shd w:fill="F7FAFC"/>
-          </w:tcPr>
-          <w:p>
-            <w:pPr>
-              <w:spacing w:before="40" w:after="40" w:line="341" w:lineRule="auto"/>
-              <w:jc w:val="left"/>
-            </w:pPr>
-            <w:r/>
-            <w:r>
-              <w:rPr>
-                <w:rFonts w:ascii="Times New Roman" w:hAnsi="Times New Roman" w:eastAsia="宋体"/>
-                <w:b w:val="0"/>
-                <w:color w:val="191919"/>
-                <w:sz w:val="19"/>
-              </w:rPr>
-              <w:t>【出场人物】赵东来、刘美奕、徐图图、赵左右、咖啡店老板、新任影院经理</w:t>
-              <w:br/>
-              <w:t>【戏剧推进】傍晚，十六岁的赵左右走上五楼楼梯间准备回五零一室，刚走到门口，便听到屋里传来父母压抑的谈话声，他脚步一顿，心情沉重地驻足在门外。 五零一室客厅内，赵东来站在餐桌旁，苦口婆心地劝说妻子刘美奕拉下面子回电影院上班。 这个时候咱要那面子干什么用啊？你再去找你那老领导萍姐求求情啊，是吧？你干了这么多年了呀，她肯定会让你回去的。</w:t>
-            </w:r>
-          </w:p>
-        </w:tc>
-      </w:tr>
-      <w:tr>
-        <w:trPr>
-          <w:cantSplit/>
-        </w:trPr>
-        <w:tc>
-          <w:tcPr>
-            <w:tcW w:type="dxa" w:w="3024"/>
-            <w:vAlign w:val="center"/>
-            <w:tcMar>
-              <w:top w:w="105" w:type="dxa"/>
-              <w:bottom w:w="105" w:type="dxa"/>
-              <w:left w:w="145" w:type="dxa"/>
-              <w:right w:w="145" w:type="dxa"/>
-            </w:tcMar>
-          </w:tcPr>
-          <w:p>
-            <w:pPr>
-              <w:spacing w:before="40" w:after="40" w:line="341" w:lineRule="auto"/>
-              <w:jc w:val="left"/>
-            </w:pPr>
-            <w:r/>
-            <w:r>
-              <w:rPr>
-                <w:rFonts w:ascii="Times New Roman" w:hAnsi="Times New Roman" w:eastAsia="宋体"/>
-                <w:b/>
-                <w:color w:val="191919"/>
-                <w:sz w:val="19"/>
-              </w:rPr>
-              <w:t>20-5　内/外　501室客厅与厨房·荒村老屋·东湖咖啡馆与徐图图家 — 夜/日</w:t>
-            </w:r>
-          </w:p>
-        </w:tc>
-        <w:tc>
-          <w:tcPr>
-            <w:tcW w:type="dxa" w:w="7344"/>
-            <w:vAlign w:val="center"/>
-            <w:tcMar>
-              <w:top w:w="105" w:type="dxa"/>
-              <w:bottom w:w="105" w:type="dxa"/>
-              <w:left w:w="145" w:type="dxa"/>
-              <w:right w:w="145" w:type="dxa"/>
-            </w:tcMar>
-          </w:tcPr>
-          <w:p>
-            <w:pPr>
-              <w:spacing w:before="40" w:after="40" w:line="341" w:lineRule="auto"/>
-              <w:jc w:val="left"/>
-            </w:pPr>
-            <w:r/>
-            <w:r>
-              <w:rPr>
-                <w:rFonts w:ascii="Times New Roman" w:hAnsi="Times New Roman" w:eastAsia="宋体"/>
-                <w:b w:val="0"/>
-                <w:color w:val="191919"/>
-                <w:sz w:val="19"/>
-              </w:rPr>
-              <w:t>【出场人物】赵左右、荀未来、徐图图、咖啡店老板、王一漫</w:t>
-              <w:br/>
-              <w:t>【戏剧推进】傍晚，赵左右掏钥匙走进五零一室（楼道拐角暗处，小雪正盯着他的背影腹诽：“看来这小子还是没去找他俩啊”）。五零一室客厅里，系着围裙的赵东来端着菜从厨房走出来，假装若无其事地对儿子说自己单位这两天“放假了”可以接送他补习；赵左右懂事地婉拒后，走到餐桌前看着那盘土豆丝和红烧肉，向厨房里的母亲刘美奕打听菜价。 妈，这土豆从菜市场买多少钱一斤啊？那这红烧肉用的五花肉呢？ 刘美奕一边忙活一边回答土豆一块多、五花肉十块多最近还涨价了，好奇地问儿子打听……</w:t>
-            </w:r>
-          </w:p>
-        </w:tc>
-      </w:tr>
-      <w:tr>
-        <w:trPr>
-          <w:cantSplit/>
-        </w:trPr>
-        <w:tc>
-          <w:tcPr>
-            <w:tcW w:type="dxa" w:w="3024"/>
-            <w:vAlign w:val="center"/>
-            <w:tcMar>
-              <w:top w:w="105" w:type="dxa"/>
-              <w:bottom w:w="105" w:type="dxa"/>
-              <w:left w:w="145" w:type="dxa"/>
-              <w:right w:w="145" w:type="dxa"/>
-            </w:tcMar>
-            <w:shd w:fill="F7FAFC"/>
-          </w:tcPr>
-          <w:p>
-            <w:pPr>
-              <w:spacing w:before="40" w:after="40" w:line="341" w:lineRule="auto"/>
-              <w:jc w:val="left"/>
-            </w:pPr>
-            <w:r/>
-            <w:r>
-              <w:rPr>
-                <w:rFonts w:ascii="Times New Roman" w:hAnsi="Times New Roman" w:eastAsia="宋体"/>
-                <w:b/>
-                <w:color w:val="191919"/>
-                <w:sz w:val="19"/>
-              </w:rPr>
-              <w:t>20-6　内/外　5元自助快餐店·飞霞湾王一漫家餐厅与卧室阳台 — 日/夜</w:t>
-            </w:r>
-          </w:p>
-        </w:tc>
-        <w:tc>
-          <w:tcPr>
-            <w:tcW w:type="dxa" w:w="7344"/>
-            <w:vAlign w:val="center"/>
-            <w:tcMar>
-              <w:top w:w="105" w:type="dxa"/>
-              <w:bottom w:w="105" w:type="dxa"/>
-              <w:left w:w="145" w:type="dxa"/>
-              <w:right w:w="145" w:type="dxa"/>
-            </w:tcMar>
-            <w:shd w:fill="F7FAFC"/>
-          </w:tcPr>
-          <w:p>
-            <w:pPr>
-              <w:spacing w:before="40" w:after="40" w:line="341" w:lineRule="auto"/>
-              <w:jc w:val="left"/>
-            </w:pPr>
-            <w:r/>
-            <w:r>
-              <w:rPr>
-                <w:rFonts w:ascii="Times New Roman" w:hAnsi="Times New Roman" w:eastAsia="宋体"/>
-                <w:b w:val="0"/>
-                <w:color w:val="191919"/>
-                <w:sz w:val="19"/>
-              </w:rPr>
-              <w:t>【出场人物】赵左右、王一漫、杨敏</w:t>
-              <w:br/>
-              <w:t>【戏剧推进】白天，赵左右、徐图图、王一漫来到一家挂着“本店自助不限量，5元吃到饱，浪费超二两加收5元”标牌的平价自助快餐店拍摄新素材。赵左右举着DV寻找机位时，无意间撞到角落里一个头戴草帽、正一边吃快餐一边低头看数学书的少年。 草帽少年抬起头匆匆离开餐馆——赵左右、徐图图和王一漫同时认出了那张清瘦的脸！三人快步追到快餐店临街的大玻璃窗前，只见烈日炎炎下，戴着草帽的理科学霸陈明，正吃力地蹬着一辆装满沉重蔬菜纸箱的三轮车消失在街角！ 他是陈明！原来陈明……</w:t>
-            </w:r>
-          </w:p>
-        </w:tc>
-      </w:tr>
-      <w:tr>
-        <w:trPr>
-          <w:cantSplit/>
-        </w:trPr>
-        <w:tc>
-          <w:tcPr>
-            <w:tcW w:type="dxa" w:w="3024"/>
-            <w:vAlign w:val="center"/>
-            <w:tcMar>
-              <w:top w:w="105" w:type="dxa"/>
-              <w:bottom w:w="105" w:type="dxa"/>
-              <w:left w:w="145" w:type="dxa"/>
-              <w:right w:w="145" w:type="dxa"/>
-            </w:tcMar>
-          </w:tcPr>
-          <w:p>
-            <w:pPr>
-              <w:spacing w:before="40" w:after="40" w:line="341" w:lineRule="auto"/>
-              <w:jc w:val="left"/>
-            </w:pPr>
-            <w:r/>
-            <w:r>
-              <w:rPr>
-                <w:rFonts w:ascii="Times New Roman" w:hAnsi="Times New Roman" w:eastAsia="宋体"/>
-                <w:b/>
-                <w:color w:val="191919"/>
-                <w:sz w:val="19"/>
-              </w:rPr>
-              <w:t>20-7　内/外　501室客厅与卧室·荒村老屋·5元快餐店·旧物仓库与2058办公区 — 夜</w:t>
-            </w:r>
-          </w:p>
-        </w:tc>
-        <w:tc>
-          <w:tcPr>
-            <w:tcW w:type="dxa" w:w="7344"/>
-            <w:vAlign w:val="center"/>
-            <w:tcMar>
-              <w:top w:w="105" w:type="dxa"/>
-              <w:bottom w:w="105" w:type="dxa"/>
-              <w:left w:w="145" w:type="dxa"/>
-              <w:right w:w="145" w:type="dxa"/>
-            </w:tcMar>
-          </w:tcPr>
-          <w:p>
-            <w:pPr>
-              <w:spacing w:before="40" w:after="40" w:line="341" w:lineRule="auto"/>
-              <w:jc w:val="left"/>
-            </w:pPr>
-            <w:r/>
-            <w:r>
-              <w:rPr>
-                <w:rFonts w:ascii="Times New Roman" w:hAnsi="Times New Roman" w:eastAsia="宋体"/>
-                <w:b w:val="0"/>
-                <w:color w:val="191919"/>
-                <w:sz w:val="19"/>
-              </w:rPr>
-              <w:t>【出场人物】刘美奕、赵左右、赵东来、荀未来、林开颜、高尚</w:t>
-              <w:br/>
-              <w:t>【戏剧推进】深夜，五零一室玄关门轻轻推开，脖子上搭着白毛巾的赵东来与刘美奕蹑手蹑脚地走进客厅，怕吵醒熟睡的儿子。刘美奕笑着夸赞放下面子去她所在剧组帮厨师采买伙食的丈夫。 嘿，之前还瞧不上咱剧组，现在让你负责帮着剧组厨师采买伙食，你还挺上心！ 赵东来倒了一杯水喝，乐呵呵地回答：“那当然了，干什么工作都得用心，不是吗？”话音刚落，十六岁的赵左右突然掀开门帘从卧室走了出来，把夫妻俩吓了一跳！</w:t>
-            </w:r>
-          </w:p>
-        </w:tc>
-      </w:tr>
-      <w:tr>
-        <w:trPr>
-          <w:cantSplit/>
-        </w:trPr>
-        <w:tc>
-          <w:tcPr>
-            <w:tcW w:type="dxa" w:w="3024"/>
-            <w:vAlign w:val="center"/>
-            <w:tcMar>
-              <w:top w:w="105" w:type="dxa"/>
-              <w:bottom w:w="105" w:type="dxa"/>
-              <w:left w:w="145" w:type="dxa"/>
-              <w:right w:w="145" w:type="dxa"/>
-            </w:tcMar>
-            <w:shd w:fill="F7FAFC"/>
-          </w:tcPr>
-          <w:p>
-            <w:pPr>
-              <w:spacing w:before="40" w:after="40" w:line="341" w:lineRule="auto"/>
-              <w:jc w:val="left"/>
-            </w:pPr>
-            <w:r/>
-            <w:r>
-              <w:rPr>
-                <w:rFonts w:ascii="Times New Roman" w:hAnsi="Times New Roman" w:eastAsia="宋体"/>
-                <w:b/>
-                <w:color w:val="191919"/>
-                <w:sz w:val="19"/>
-              </w:rPr>
-              <w:t>2058监控台显示【录入权限：副总裁高尚】被盗用操作记录</w:t>
-              <w:br/>
-              <w:t>（场次：第20-1场）</w:t>
-            </w:r>
-          </w:p>
-        </w:tc>
-        <w:tc>
-          <w:tcPr>
-            <w:tcW w:type="dxa" w:w="7344"/>
-            <w:vAlign w:val="center"/>
-            <w:tcMar>
-              <w:top w:w="105" w:type="dxa"/>
-              <w:bottom w:w="105" w:type="dxa"/>
-              <w:left w:w="145" w:type="dxa"/>
-              <w:right w:w="145" w:type="dxa"/>
-            </w:tcMar>
-            <w:shd w:fill="F7FAFC"/>
-          </w:tcPr>
-          <w:p>
-            <w:pPr>
-              <w:spacing w:before="40" w:after="40" w:line="341" w:lineRule="auto"/>
-              <w:jc w:val="left"/>
-            </w:pPr>
-            <w:r/>
-            <w:r>
-              <w:rPr>
-                <w:rFonts w:ascii="Times New Roman" w:hAnsi="Times New Roman" w:eastAsia="宋体"/>
-                <w:b w:val="0"/>
-                <w:color w:val="191919"/>
-                <w:sz w:val="19"/>
-              </w:rPr>
-              <w:t>【原片微距文字与物理特征实证】屏幕文字：申请重置联络点（权限不足）、标记为归档（操作成功）、取消最高警报（操作成功）；高尚拔掉发簪散开长发冷笑：“真是个好大的惊喜啊。”</w:t>
-            </w:r>
-          </w:p>
-        </w:tc>
-      </w:tr>
-      <w:tr>
-        <w:trPr>
-          <w:cantSplit/>
-        </w:trPr>
-        <w:tc>
-          <w:tcPr>
-            <w:tcW w:type="dxa" w:w="3024"/>
-            <w:vAlign w:val="center"/>
-            <w:tcMar>
-              <w:top w:w="105" w:type="dxa"/>
-              <w:bottom w:w="105" w:type="dxa"/>
-              <w:left w:w="145" w:type="dxa"/>
-              <w:right w:w="145" w:type="dxa"/>
-            </w:tcMar>
-          </w:tcPr>
-          <w:p>
-            <w:pPr>
-              <w:spacing w:before="40" w:after="40" w:line="341" w:lineRule="auto"/>
-              <w:jc w:val="left"/>
-            </w:pPr>
-            <w:r/>
-            <w:r>
-              <w:rPr>
-                <w:rFonts w:ascii="Times New Roman" w:hAnsi="Times New Roman" w:eastAsia="宋体"/>
-                <w:b/>
-                <w:color w:val="191919"/>
-                <w:sz w:val="19"/>
-              </w:rPr>
-              <w:t>街边砂锅麻辣烫店赵左右沉思与片名《第 20 集 涉过夏天》</w:t>
-              <w:br/>
-              <w:t>（场次：第20-3场）</w:t>
-            </w:r>
-          </w:p>
-        </w:tc>
-        <w:tc>
-          <w:tcPr>
-            <w:tcW w:type="dxa" w:w="7344"/>
-            <w:vAlign w:val="center"/>
-            <w:tcMar>
-              <w:top w:w="105" w:type="dxa"/>
-              <w:bottom w:w="105" w:type="dxa"/>
-              <w:left w:w="145" w:type="dxa"/>
-              <w:right w:w="145" w:type="dxa"/>
-            </w:tcMar>
-          </w:tcPr>
-          <w:p>
-            <w:pPr>
-              <w:spacing w:before="40" w:after="40" w:line="341" w:lineRule="auto"/>
-              <w:jc w:val="left"/>
-            </w:pPr>
-            <w:r/>
-            <w:r>
-              <w:rPr>
-                <w:rFonts w:ascii="Times New Roman" w:hAnsi="Times New Roman" w:eastAsia="宋体"/>
-                <w:b w:val="0"/>
-                <w:color w:val="191919"/>
-                <w:sz w:val="19"/>
-              </w:rPr>
-              <w:t>【原片微距文字与物理特征实证】赵左右在502暗室得知三代同体真相后坐在麻辣烫店沉思，画面浮现本集片名花字《第 20 集 涉过夏天》。</w:t>
-            </w:r>
-          </w:p>
-        </w:tc>
-      </w:tr>
-      <w:tr>
-        <w:trPr>
-          <w:cantSplit/>
-        </w:trPr>
-        <w:tc>
-          <w:tcPr>
-            <w:tcW w:type="dxa" w:w="3024"/>
-            <w:vAlign w:val="center"/>
-            <w:tcMar>
-              <w:top w:w="105" w:type="dxa"/>
-              <w:bottom w:w="105" w:type="dxa"/>
-              <w:left w:w="145" w:type="dxa"/>
-              <w:right w:w="145" w:type="dxa"/>
-            </w:tcMar>
-            <w:shd w:fill="F7FAFC"/>
-          </w:tcPr>
-          <w:p>
-            <w:pPr>
-              <w:spacing w:before="40" w:after="40" w:line="341" w:lineRule="auto"/>
-              <w:jc w:val="left"/>
-            </w:pPr>
-            <w:r/>
-            <w:r>
-              <w:rPr>
-                <w:rFonts w:ascii="Times New Roman" w:hAnsi="Times New Roman" w:eastAsia="宋体"/>
-                <w:b/>
-                <w:color w:val="191919"/>
-                <w:sz w:val="19"/>
-              </w:rPr>
-              <w:t>麻辣烫店小雪藏在背后拔掉针帽的淡黄色药液注射器</w:t>
-              <w:br/>
-              <w:t>（场次：第20-3场）</w:t>
-            </w:r>
-          </w:p>
-        </w:tc>
-        <w:tc>
-          <w:tcPr>
-            <w:tcW w:type="dxa" w:w="7344"/>
-            <w:vAlign w:val="center"/>
-            <w:tcMar>
-              <w:top w:w="105" w:type="dxa"/>
-              <w:bottom w:w="105" w:type="dxa"/>
-              <w:left w:w="145" w:type="dxa"/>
-              <w:right w:w="145" w:type="dxa"/>
-            </w:tcMar>
-            <w:shd w:fill="F7FAFC"/>
-          </w:tcPr>
-          <w:p>
-            <w:pPr>
-              <w:spacing w:before="40" w:after="40" w:line="341" w:lineRule="auto"/>
-              <w:jc w:val="left"/>
-            </w:pPr>
-            <w:r/>
-            <w:r>
-              <w:rPr>
-                <w:rFonts w:ascii="Times New Roman" w:hAnsi="Times New Roman" w:eastAsia="宋体"/>
-                <w:b w:val="0"/>
-                <w:color w:val="191919"/>
-                <w:sz w:val="19"/>
-              </w:rPr>
-              <w:t>【原片微距文字与物理特征实证】小雪谎称赵爷爷去年8月台风帕布时捐款被赵左右识破（老年的我今年1月才来2008），小雪背后握住毒针欲行凶，赵左右谎称钥匙锁屋里狂奔逃脱。</w:t>
-            </w:r>
-          </w:p>
-        </w:tc>
-      </w:tr>
-      <w:tr>
-        <w:trPr>
-          <w:cantSplit/>
-        </w:trPr>
-        <w:tc>
-          <w:tcPr>
-            <w:tcW w:type="dxa" w:w="3024"/>
-            <w:vAlign w:val="center"/>
-            <w:tcMar>
-              <w:top w:w="105" w:type="dxa"/>
-              <w:bottom w:w="105" w:type="dxa"/>
-              <w:left w:w="145" w:type="dxa"/>
-              <w:right w:w="145" w:type="dxa"/>
-            </w:tcMar>
-          </w:tcPr>
-          <w:p>
-            <w:pPr>
-              <w:spacing w:before="40" w:after="40" w:line="341" w:lineRule="auto"/>
-              <w:jc w:val="left"/>
-            </w:pPr>
-            <w:r/>
-            <w:r>
-              <w:rPr>
-                <w:rFonts w:ascii="Times New Roman" w:hAnsi="Times New Roman" w:eastAsia="宋体"/>
-                <w:b/>
-                <w:color w:val="191919"/>
-                <w:sz w:val="19"/>
-              </w:rPr>
-              <w:t>G54路末班公交车上赵左右掌心紧握的502室门钥匙</w:t>
-              <w:br/>
-              <w:t>（场次：第20-3场）</w:t>
-            </w:r>
-          </w:p>
-        </w:tc>
-        <w:tc>
-          <w:tcPr>
-            <w:tcW w:type="dxa" w:w="7344"/>
-            <w:vAlign w:val="center"/>
-            <w:tcMar>
-              <w:top w:w="105" w:type="dxa"/>
-              <w:bottom w:w="105" w:type="dxa"/>
-              <w:left w:w="145" w:type="dxa"/>
-              <w:right w:w="145" w:type="dxa"/>
-            </w:tcMar>
-          </w:tcPr>
-          <w:p>
-            <w:pPr>
-              <w:spacing w:before="40" w:after="40" w:line="341" w:lineRule="auto"/>
-              <w:jc w:val="left"/>
-            </w:pPr>
-            <w:r/>
-            <w:r>
-              <w:rPr>
-                <w:rFonts w:ascii="Times New Roman" w:hAnsi="Times New Roman" w:eastAsia="宋体"/>
-                <w:b w:val="0"/>
-                <w:color w:val="191919"/>
-                <w:sz w:val="19"/>
-              </w:rPr>
-              <w:t>【原片微距文字与物理特征实证】赵左右在G54公交车上摊开手心看着502室钥匙，下定决心：“虽然很想去找你们问个明白，但我会先拖住她，守住我们的秘密！”</w:t>
-            </w:r>
-          </w:p>
-        </w:tc>
-      </w:tr>
-      <w:tr>
-        <w:trPr>
-          <w:cantSplit/>
-        </w:trPr>
-        <w:tc>
-          <w:tcPr>
-            <w:tcW w:type="dxa" w:w="3024"/>
-            <w:vAlign w:val="center"/>
-            <w:tcMar>
-              <w:top w:w="105" w:type="dxa"/>
-              <w:bottom w:w="105" w:type="dxa"/>
-              <w:left w:w="145" w:type="dxa"/>
-              <w:right w:w="145" w:type="dxa"/>
-            </w:tcMar>
-            <w:shd w:fill="F7FAFC"/>
-          </w:tcPr>
-          <w:p>
-            <w:pPr>
-              <w:spacing w:before="40" w:after="40" w:line="341" w:lineRule="auto"/>
-              <w:jc w:val="left"/>
-            </w:pPr>
-            <w:r/>
-            <w:r>
-              <w:rPr>
-                <w:rFonts w:ascii="Times New Roman" w:hAnsi="Times New Roman" w:eastAsia="宋体"/>
-                <w:b/>
-                <w:color w:val="191919"/>
-                <w:sz w:val="19"/>
-              </w:rPr>
-              <w:t>东湖咖啡馆老板递给赵左右的“全场8块8”彩色宣传传单</w:t>
-              <w:br/>
-              <w:t>（场次：第20-4场）</w:t>
-            </w:r>
-          </w:p>
-        </w:tc>
-        <w:tc>
-          <w:tcPr>
-            <w:tcW w:type="dxa" w:w="7344"/>
-            <w:vAlign w:val="center"/>
-            <w:tcMar>
-              <w:top w:w="105" w:type="dxa"/>
-              <w:bottom w:w="105" w:type="dxa"/>
-              <w:left w:w="145" w:type="dxa"/>
-              <w:right w:w="145" w:type="dxa"/>
-            </w:tcMar>
-            <w:shd w:fill="F7FAFC"/>
-          </w:tcPr>
-          <w:p>
-            <w:pPr>
-              <w:spacing w:before="40" w:after="40" w:line="341" w:lineRule="auto"/>
-              <w:jc w:val="left"/>
-            </w:pPr>
-            <w:r/>
-            <w:r>
-              <w:rPr>
-                <w:rFonts w:ascii="Times New Roman" w:hAnsi="Times New Roman" w:eastAsia="宋体"/>
-                <w:b w:val="0"/>
-                <w:color w:val="191919"/>
-                <w:sz w:val="19"/>
-              </w:rPr>
-              <w:t>【原片微距文字与物理特征实证】传单文字：东湖咖啡 品味人生｜美好一天 从一杯咖啡开始｜原价12.00 现价8.80；赵左右为替下岗父母分忧接下10元发传单兼职。</w:t>
-            </w:r>
-          </w:p>
-        </w:tc>
-      </w:tr>
-      <w:tr>
-        <w:trPr>
-          <w:cantSplit/>
-        </w:trPr>
-        <w:tc>
-          <w:tcPr>
-            <w:tcW w:type="dxa" w:w="3024"/>
-            <w:vAlign w:val="center"/>
-            <w:tcMar>
-              <w:top w:w="105" w:type="dxa"/>
-              <w:bottom w:w="105" w:type="dxa"/>
-              <w:left w:w="145" w:type="dxa"/>
-              <w:right w:w="145" w:type="dxa"/>
-            </w:tcMar>
-          </w:tcPr>
-          <w:p>
-            <w:pPr>
-              <w:spacing w:before="40" w:after="40" w:line="341" w:lineRule="auto"/>
-              <w:jc w:val="left"/>
-            </w:pPr>
-            <w:r/>
-            <w:r>
-              <w:rPr>
-                <w:rFonts w:ascii="Times New Roman" w:hAnsi="Times New Roman" w:eastAsia="宋体"/>
-                <w:b/>
-                <w:color w:val="191919"/>
-                <w:sz w:val="19"/>
-              </w:rPr>
-              <w:t>赵左右抽屉《梦的解析》书下精打细算的买菜结余记账本</w:t>
-              <w:br/>
-              <w:t>（场次：第20-5场）</w:t>
-            </w:r>
-          </w:p>
-        </w:tc>
-        <w:tc>
-          <w:tcPr>
-            <w:tcW w:type="dxa" w:w="7344"/>
-            <w:vAlign w:val="center"/>
-            <w:tcMar>
-              <w:top w:w="105" w:type="dxa"/>
-              <w:bottom w:w="105" w:type="dxa"/>
-              <w:left w:w="145" w:type="dxa"/>
-              <w:right w:w="145" w:type="dxa"/>
-            </w:tcMar>
-          </w:tcPr>
-          <w:p>
-            <w:pPr>
-              <w:spacing w:before="40" w:after="40" w:line="341" w:lineRule="auto"/>
-              <w:jc w:val="left"/>
-            </w:pPr>
-            <w:r/>
-            <w:r>
-              <w:rPr>
-                <w:rFonts w:ascii="Times New Roman" w:hAnsi="Times New Roman" w:eastAsia="宋体"/>
-                <w:b w:val="0"/>
-                <w:color w:val="191919"/>
-                <w:sz w:val="19"/>
-              </w:rPr>
-              <w:t>【原片微距文字与物理特征实证】记账本手写字：7.25 收入10元/买菜支出7.2元；8.6 收入20元/买菜支出21.5元/合计70.1元；展现16岁少年偷偷攒钱补贴家用的懂事。</w:t>
-            </w:r>
-          </w:p>
-        </w:tc>
-      </w:tr>
-      <w:tr>
-        <w:trPr>
-          <w:cantSplit/>
-        </w:trPr>
-        <w:tc>
-          <w:tcPr>
-            <w:tcW w:type="dxa" w:w="3024"/>
-            <w:vAlign w:val="center"/>
-            <w:tcMar>
-              <w:top w:w="105" w:type="dxa"/>
-              <w:bottom w:w="105" w:type="dxa"/>
-              <w:left w:w="145" w:type="dxa"/>
-              <w:right w:w="145" w:type="dxa"/>
-            </w:tcMar>
-            <w:shd w:fill="F7FAFC"/>
-          </w:tcPr>
-          <w:p>
-            <w:pPr>
-              <w:spacing w:before="40" w:after="40" w:line="341" w:lineRule="auto"/>
-              <w:jc w:val="left"/>
-            </w:pPr>
-            <w:r/>
-            <w:r>
-              <w:rPr>
-                <w:rFonts w:ascii="Times New Roman" w:hAnsi="Times New Roman" w:eastAsia="宋体"/>
-                <w:b/>
-                <w:color w:val="191919"/>
-                <w:sz w:val="19"/>
-              </w:rPr>
-              <w:t>荀未来百度“打工不发工资”与500ml鼻饲管胃营养液滴注袋</w:t>
-              <w:br/>
-              <w:t>（场次：第20-5场）</w:t>
-            </w:r>
-          </w:p>
-        </w:tc>
-        <w:tc>
-          <w:tcPr>
-            <w:tcW w:type="dxa" w:w="7344"/>
-            <w:vAlign w:val="center"/>
-            <w:tcMar>
-              <w:top w:w="105" w:type="dxa"/>
-              <w:bottom w:w="105" w:type="dxa"/>
-              <w:left w:w="145" w:type="dxa"/>
-              <w:right w:w="145" w:type="dxa"/>
-            </w:tcMar>
-            <w:shd w:fill="F7FAFC"/>
-          </w:tcPr>
-          <w:p>
-            <w:pPr>
-              <w:spacing w:before="40" w:after="40" w:line="341" w:lineRule="auto"/>
-              <w:jc w:val="left"/>
-            </w:pPr>
-            <w:r/>
-            <w:r>
-              <w:rPr>
-                <w:rFonts w:ascii="Times New Roman" w:hAnsi="Times New Roman" w:eastAsia="宋体"/>
-                <w:b w:val="0"/>
-                <w:color w:val="191919"/>
-                <w:sz w:val="19"/>
-              </w:rPr>
-              <w:t>【原片微距文字与物理特征实证】荒村破屋里，41岁荀未来一边打零工维权、在菜场讨死鱼，一边用500ml鼻饲袋和大注射器精心照料植物人赵了。</w:t>
-            </w:r>
-          </w:p>
-        </w:tc>
-      </w:tr>
-      <w:tr>
-        <w:trPr>
-          <w:cantSplit/>
-        </w:trPr>
-        <w:tc>
-          <w:tcPr>
-            <w:tcW w:type="dxa" w:w="3024"/>
-            <w:vAlign w:val="center"/>
-            <w:tcMar>
-              <w:top w:w="105" w:type="dxa"/>
-              <w:bottom w:w="105" w:type="dxa"/>
-              <w:left w:w="145" w:type="dxa"/>
-              <w:right w:w="145" w:type="dxa"/>
-            </w:tcMar>
-          </w:tcPr>
-          <w:p>
-            <w:pPr>
-              <w:spacing w:before="40" w:after="40" w:line="341" w:lineRule="auto"/>
-              <w:jc w:val="left"/>
-            </w:pPr>
-            <w:r/>
-            <w:r>
-              <w:rPr>
-                <w:rFonts w:ascii="Times New Roman" w:hAnsi="Times New Roman" w:eastAsia="宋体"/>
-                <w:b/>
-                <w:color w:val="191919"/>
-                <w:sz w:val="19"/>
-              </w:rPr>
-              <w:t>黍豆网评论区荀未来用【回到未来】账号留言“求店名！”</w:t>
-              <w:br/>
-              <w:t>（场次：第20-5场）</w:t>
-            </w:r>
-          </w:p>
-        </w:tc>
-        <w:tc>
-          <w:tcPr>
-            <w:tcW w:type="dxa" w:w="7344"/>
-            <w:vAlign w:val="center"/>
-            <w:tcMar>
-              <w:top w:w="105" w:type="dxa"/>
-              <w:bottom w:w="105" w:type="dxa"/>
-              <w:left w:w="145" w:type="dxa"/>
-              <w:right w:w="145" w:type="dxa"/>
-            </w:tcMar>
-          </w:tcPr>
-          <w:p>
-            <w:pPr>
-              <w:spacing w:before="40" w:after="40" w:line="341" w:lineRule="auto"/>
-              <w:jc w:val="left"/>
-            </w:pPr>
-            <w:r/>
-            <w:r>
-              <w:rPr>
-                <w:rFonts w:ascii="Times New Roman" w:hAnsi="Times New Roman" w:eastAsia="宋体"/>
-                <w:b w:val="0"/>
-                <w:color w:val="191919"/>
-                <w:sz w:val="19"/>
-              </w:rPr>
-              <w:t>【原片微距文字与物理特征实证】评论文字：回到未来 1小时前说：这家店在哪？我要去吃！求店名！——荀未来在荒村匿名留言，成功启发赵左右将视频转型为探店广告。</w:t>
-            </w:r>
-          </w:p>
-        </w:tc>
-      </w:tr>
-      <w:tr>
-        <w:trPr>
-          <w:cantSplit/>
-        </w:trPr>
-        <w:tc>
-          <w:tcPr>
-            <w:tcW w:type="dxa" w:w="3024"/>
-            <w:vAlign w:val="center"/>
-            <w:tcMar>
-              <w:top w:w="105" w:type="dxa"/>
-              <w:bottom w:w="105" w:type="dxa"/>
-              <w:left w:w="145" w:type="dxa"/>
-              <w:right w:w="145" w:type="dxa"/>
-            </w:tcMar>
-            <w:shd w:fill="F7FAFC"/>
-          </w:tcPr>
-          <w:p>
-            <w:pPr>
-              <w:spacing w:before="40" w:after="40" w:line="341" w:lineRule="auto"/>
-              <w:jc w:val="left"/>
-            </w:pPr>
-            <w:r/>
-            <w:r>
-              <w:rPr>
-                <w:rFonts w:ascii="Times New Roman" w:hAnsi="Times New Roman" w:eastAsia="宋体"/>
-                <w:b/>
-                <w:color w:val="191919"/>
-                <w:sz w:val="19"/>
-              </w:rPr>
-              <w:t>黍豆网《孤独的饭桶·第十八期：浪漫咖啡店》火爆页面</w:t>
-              <w:br/>
-              <w:t>（场次：第20-5场）</w:t>
-            </w:r>
-          </w:p>
-        </w:tc>
-        <w:tc>
-          <w:tcPr>
-            <w:tcW w:type="dxa" w:w="7344"/>
-            <w:vAlign w:val="center"/>
-            <w:tcMar>
-              <w:top w:w="105" w:type="dxa"/>
-              <w:bottom w:w="105" w:type="dxa"/>
-              <w:left w:w="145" w:type="dxa"/>
-              <w:right w:w="145" w:type="dxa"/>
-            </w:tcMar>
-            <w:shd w:fill="F7FAFC"/>
-          </w:tcPr>
-          <w:p>
-            <w:pPr>
-              <w:spacing w:before="40" w:after="40" w:line="341" w:lineRule="auto"/>
-              <w:jc w:val="left"/>
-            </w:pPr>
-            <w:r/>
-            <w:r>
-              <w:rPr>
-                <w:rFonts w:ascii="Times New Roman" w:hAnsi="Times New Roman" w:eastAsia="宋体"/>
-                <w:b w:val="0"/>
-                <w:color w:val="191919"/>
-                <w:sz w:val="19"/>
-              </w:rPr>
-              <w:t>【原片微距文字与物理特征实证】赵左右用300元价格为东湖咖啡馆拍摄王一漫品咖啡、徐图图吃卤肉饭的“电子传单”视频，投放到各大高校贴吧引爆客流。</w:t>
-            </w:r>
-          </w:p>
-        </w:tc>
-      </w:tr>
-      <w:tr>
-        <w:trPr>
-          <w:cantSplit/>
-        </w:trPr>
-        <w:tc>
-          <w:tcPr>
-            <w:tcW w:type="dxa" w:w="3024"/>
-            <w:vAlign w:val="center"/>
-            <w:tcMar>
-              <w:top w:w="105" w:type="dxa"/>
-              <w:bottom w:w="105" w:type="dxa"/>
-              <w:left w:w="145" w:type="dxa"/>
-              <w:right w:w="145" w:type="dxa"/>
-            </w:tcMar>
-          </w:tcPr>
-          <w:p>
-            <w:pPr>
-              <w:spacing w:before="40" w:after="40" w:line="341" w:lineRule="auto"/>
-              <w:jc w:val="left"/>
-            </w:pPr>
-            <w:r/>
-            <w:r>
-              <w:rPr>
-                <w:rFonts w:ascii="Times New Roman" w:hAnsi="Times New Roman" w:eastAsia="宋体"/>
-                <w:b/>
-                <w:color w:val="191919"/>
-                <w:sz w:val="19"/>
-              </w:rPr>
-              <w:t>荒村老屋荀未来用笔记本逛【贴吧·八中姐妹花】发帖推广</w:t>
-              <w:br/>
-              <w:t>（场次：第20-5场）</w:t>
-            </w:r>
-          </w:p>
-        </w:tc>
-        <w:tc>
-          <w:tcPr>
-            <w:tcW w:type="dxa" w:w="7344"/>
-            <w:vAlign w:val="center"/>
-            <w:tcMar>
-              <w:top w:w="105" w:type="dxa"/>
-              <w:bottom w:w="105" w:type="dxa"/>
-              <w:left w:w="145" w:type="dxa"/>
-              <w:right w:w="145" w:type="dxa"/>
-            </w:tcMar>
-          </w:tcPr>
-          <w:p>
-            <w:pPr>
-              <w:spacing w:before="40" w:after="40" w:line="341" w:lineRule="auto"/>
-              <w:jc w:val="left"/>
-            </w:pPr>
-            <w:r/>
-            <w:r>
-              <w:rPr>
-                <w:rFonts w:ascii="Times New Roman" w:hAnsi="Times New Roman" w:eastAsia="宋体"/>
-                <w:b w:val="0"/>
-                <w:color w:val="191919"/>
-                <w:sz w:val="19"/>
-              </w:rPr>
-              <w:t>【原片微距文字与物理特征实证】荀未来勾选“匿名/隐藏地址”，以“回到未来”账号发帖“希望更多好吃的餐厅找他们推广”，欣慰看着小赵和舒图把频道做成爆款。</w:t>
-            </w:r>
-          </w:p>
-        </w:tc>
-      </w:tr>
-      <w:tr>
-        <w:trPr>
-          <w:cantSplit/>
-        </w:trPr>
-        <w:tc>
-          <w:tcPr>
-            <w:tcW w:type="dxa" w:w="3024"/>
-            <w:vAlign w:val="center"/>
-            <w:tcMar>
-              <w:top w:w="105" w:type="dxa"/>
-              <w:bottom w:w="105" w:type="dxa"/>
-              <w:left w:w="145" w:type="dxa"/>
-              <w:right w:w="145" w:type="dxa"/>
-            </w:tcMar>
-            <w:shd w:fill="F7FAFC"/>
-          </w:tcPr>
-          <w:p>
-            <w:pPr>
-              <w:spacing w:before="40" w:after="40" w:line="341" w:lineRule="auto"/>
-              <w:jc w:val="left"/>
-            </w:pPr>
-            <w:r/>
-            <w:r>
-              <w:rPr>
-                <w:rFonts w:ascii="Times New Roman" w:hAnsi="Times New Roman" w:eastAsia="宋体"/>
-                <w:b/>
-                <w:color w:val="191919"/>
-                <w:sz w:val="19"/>
-              </w:rPr>
-              <w:t>5元自助快餐店窗外退学学霸陈明戴草帽蹬三轮车卖菜</w:t>
-              <w:br/>
-              <w:t>（场次：第20-6场）</w:t>
-            </w:r>
-          </w:p>
-        </w:tc>
-        <w:tc>
-          <w:tcPr>
-            <w:tcW w:type="dxa" w:w="7344"/>
-            <w:vAlign w:val="center"/>
-            <w:tcMar>
-              <w:top w:w="105" w:type="dxa"/>
-              <w:bottom w:w="105" w:type="dxa"/>
-              <w:left w:w="145" w:type="dxa"/>
-              <w:right w:w="145" w:type="dxa"/>
-            </w:tcMar>
-            <w:shd w:fill="F7FAFC"/>
-          </w:tcPr>
-          <w:p>
-            <w:pPr>
-              <w:spacing w:before="40" w:after="40" w:line="341" w:lineRule="auto"/>
-              <w:jc w:val="left"/>
-            </w:pPr>
-            <w:r/>
-            <w:r>
-              <w:rPr>
-                <w:rFonts w:ascii="Times New Roman" w:hAnsi="Times New Roman" w:eastAsia="宋体"/>
-                <w:b w:val="0"/>
-                <w:color w:val="191919"/>
-                <w:sz w:val="19"/>
-              </w:rPr>
-              <w:t>【原片微距文字与物理特征实证】三人在5元自助快餐店偶遇一边看数学书一边蹬三轮车帮家里卖菜给妈妈治病的陈明，触动王一漫落泪。</w:t>
-            </w:r>
-          </w:p>
-        </w:tc>
-      </w:tr>
-      <w:tr>
-        <w:trPr>
-          <w:cantSplit/>
-        </w:trPr>
-        <w:tc>
-          <w:tcPr>
-            <w:tcW w:type="dxa" w:w="3024"/>
-            <w:vAlign w:val="center"/>
-            <w:tcMar>
-              <w:top w:w="105" w:type="dxa"/>
-              <w:bottom w:w="105" w:type="dxa"/>
-              <w:left w:w="145" w:type="dxa"/>
-              <w:right w:w="145" w:type="dxa"/>
-            </w:tcMar>
-          </w:tcPr>
-          <w:p>
-            <w:pPr>
-              <w:spacing w:before="40" w:after="40" w:line="341" w:lineRule="auto"/>
-              <w:jc w:val="left"/>
-            </w:pPr>
-            <w:r/>
-            <w:r>
-              <w:rPr>
-                <w:rFonts w:ascii="Times New Roman" w:hAnsi="Times New Roman" w:eastAsia="宋体"/>
-                <w:b/>
-                <w:color w:val="191919"/>
-                <w:sz w:val="19"/>
-              </w:rPr>
-              <w:t>杨敏摩托罗拉翻盖手机播放王一漫用手拿着啃酱大骨画面</w:t>
-              <w:br/>
-              <w:t>（场次：第20-6场）</w:t>
-            </w:r>
-          </w:p>
-        </w:tc>
-        <w:tc>
-          <w:tcPr>
-            <w:tcW w:type="dxa" w:w="7344"/>
-            <w:vAlign w:val="center"/>
-            <w:tcMar>
-              <w:top w:w="105" w:type="dxa"/>
-              <w:bottom w:w="105" w:type="dxa"/>
-              <w:left w:w="145" w:type="dxa"/>
-              <w:right w:w="145" w:type="dxa"/>
-            </w:tcMar>
-          </w:tcPr>
-          <w:p>
-            <w:pPr>
-              <w:spacing w:before="40" w:after="40" w:line="341" w:lineRule="auto"/>
-              <w:jc w:val="left"/>
-            </w:pPr>
-            <w:r/>
-            <w:r>
-              <w:rPr>
-                <w:rFonts w:ascii="Times New Roman" w:hAnsi="Times New Roman" w:eastAsia="宋体"/>
-                <w:b w:val="0"/>
-                <w:color w:val="191919"/>
-                <w:sz w:val="19"/>
-              </w:rPr>
-              <w:t>【原片微距文字与物理特征实证】母亲杨敏看到视频里女儿不用筷子拿手啃酱骨头，辱骂她“用手抱着啃是动物的行为，你是狗啊？！”，将王一漫逼至崩溃。</w:t>
-            </w:r>
-          </w:p>
-        </w:tc>
-      </w:tr>
-      <w:tr>
-        <w:trPr>
-          <w:cantSplit/>
-        </w:trPr>
-        <w:tc>
-          <w:tcPr>
-            <w:tcW w:type="dxa" w:w="3024"/>
-            <w:vAlign w:val="center"/>
-            <w:tcMar>
-              <w:top w:w="105" w:type="dxa"/>
-              <w:bottom w:w="105" w:type="dxa"/>
-              <w:left w:w="145" w:type="dxa"/>
-              <w:right w:w="145" w:type="dxa"/>
-            </w:tcMar>
-            <w:shd w:fill="F7FAFC"/>
-          </w:tcPr>
-          <w:p>
-            <w:pPr>
-              <w:spacing w:before="40" w:after="40" w:line="341" w:lineRule="auto"/>
-              <w:jc w:val="left"/>
-            </w:pPr>
-            <w:r/>
-            <w:r>
-              <w:rPr>
-                <w:rFonts w:ascii="Times New Roman" w:hAnsi="Times New Roman" w:eastAsia="宋体"/>
-                <w:b/>
-                <w:color w:val="191919"/>
-                <w:sz w:val="19"/>
-              </w:rPr>
-              <w:t>王一漫在卧室阳台用铁锤砸烂的防盗铁护栏</w:t>
-              <w:br/>
-              <w:t>（场次：第20-6场）</w:t>
-            </w:r>
-          </w:p>
-        </w:tc>
-        <w:tc>
-          <w:tcPr>
-            <w:tcW w:type="dxa" w:w="7344"/>
-            <w:vAlign w:val="center"/>
-            <w:tcMar>
-              <w:top w:w="105" w:type="dxa"/>
-              <w:bottom w:w="105" w:type="dxa"/>
-              <w:left w:w="145" w:type="dxa"/>
-              <w:right w:w="145" w:type="dxa"/>
-            </w:tcMar>
-            <w:shd w:fill="F7FAFC"/>
-          </w:tcPr>
-          <w:p>
-            <w:pPr>
-              <w:spacing w:before="40" w:after="40" w:line="341" w:lineRule="auto"/>
-              <w:jc w:val="left"/>
-            </w:pPr>
-            <w:r/>
-            <w:r>
-              <w:rPr>
-                <w:rFonts w:ascii="Times New Roman" w:hAnsi="Times New Roman" w:eastAsia="宋体"/>
-                <w:b w:val="0"/>
-                <w:color w:val="191919"/>
-                <w:sz w:val="19"/>
-              </w:rPr>
-              <w:t>【原片微距文字与物理特征实证】想起赵左右“发一次前所未有的疯吧”的建议，王一漫拎起铁锤砸烂囚禁她青春的阳台防盗窗（“能帮我拆掉吗？我砸不动了”），促成母女痛哭和解。</w:t>
-            </w:r>
-          </w:p>
-        </w:tc>
-      </w:tr>
-      <w:tr>
-        <w:trPr>
-          <w:cantSplit/>
-        </w:trPr>
-        <w:tc>
-          <w:tcPr>
-            <w:tcW w:type="dxa" w:w="3024"/>
-            <w:vAlign w:val="center"/>
-            <w:tcMar>
-              <w:top w:w="105" w:type="dxa"/>
-              <w:bottom w:w="105" w:type="dxa"/>
-              <w:left w:w="145" w:type="dxa"/>
-              <w:right w:w="145" w:type="dxa"/>
-            </w:tcMar>
-          </w:tcPr>
-          <w:p>
-            <w:pPr>
-              <w:spacing w:before="40" w:after="40" w:line="341" w:lineRule="auto"/>
-              <w:jc w:val="left"/>
-            </w:pPr>
-            <w:r/>
-            <w:r>
-              <w:rPr>
-                <w:rFonts w:ascii="Times New Roman" w:hAnsi="Times New Roman" w:eastAsia="宋体"/>
-                <w:b/>
-                <w:color w:val="191919"/>
-                <w:sz w:val="19"/>
-              </w:rPr>
-              <w:t>501室电脑【黍豆网｜频道：八中姐妹】上千播放量页面</w:t>
-              <w:br/>
-              <w:t>（场次：第20-7场）</w:t>
-            </w:r>
-          </w:p>
-        </w:tc>
-        <w:tc>
-          <w:tcPr>
-            <w:tcW w:type="dxa" w:w="7344"/>
-            <w:vAlign w:val="center"/>
-            <w:tcMar>
-              <w:top w:w="105" w:type="dxa"/>
-              <w:bottom w:w="105" w:type="dxa"/>
-              <w:left w:w="145" w:type="dxa"/>
-              <w:right w:w="145" w:type="dxa"/>
-            </w:tcMar>
-          </w:tcPr>
-          <w:p>
-            <w:pPr>
-              <w:spacing w:before="40" w:after="40" w:line="341" w:lineRule="auto"/>
-              <w:jc w:val="left"/>
-            </w:pPr>
-            <w:r/>
-            <w:r>
-              <w:rPr>
-                <w:rFonts w:ascii="Times New Roman" w:hAnsi="Times New Roman" w:eastAsia="宋体"/>
-                <w:b w:val="0"/>
-                <w:color w:val="191919"/>
-                <w:sz w:val="19"/>
-              </w:rPr>
-              <w:t>【原片微距文字与物理特征实证】赵左右向父母交出拍探店广告挣来的伙食费，展示《八中姐妹》频道（播放量4236/5689），正式宣布一年半后参加艺考当电视编导！</w:t>
-            </w:r>
-          </w:p>
-        </w:tc>
-      </w:tr>
-      <w:tr>
-        <w:trPr>
-          <w:cantSplit/>
-        </w:trPr>
-        <w:tc>
-          <w:tcPr>
-            <w:tcW w:type="dxa" w:w="3024"/>
-            <w:vAlign w:val="center"/>
-            <w:tcMar>
-              <w:top w:w="105" w:type="dxa"/>
-              <w:bottom w:w="105" w:type="dxa"/>
-              <w:left w:w="145" w:type="dxa"/>
-              <w:right w:w="145" w:type="dxa"/>
-            </w:tcMar>
-            <w:shd w:fill="F7FAFC"/>
-          </w:tcPr>
-          <w:p>
-            <w:pPr>
-              <w:spacing w:before="40" w:after="40" w:line="341" w:lineRule="auto"/>
-              <w:jc w:val="left"/>
-            </w:pPr>
-            <w:r/>
-            <w:r>
-              <w:rPr>
-                <w:rFonts w:ascii="Times New Roman" w:hAnsi="Times New Roman" w:eastAsia="宋体"/>
-                <w:b/>
-                <w:color w:val="191919"/>
-                <w:sz w:val="19"/>
-              </w:rPr>
-              <w:t>5元快餐店三人组留给陈明的“答案箱”捐款铁罐与亲笔信</w:t>
-              <w:br/>
-              <w:t>（场次：第20-7场）</w:t>
-            </w:r>
-          </w:p>
-        </w:tc>
-        <w:tc>
-          <w:tcPr>
-            <w:tcW w:type="dxa" w:w="7344"/>
-            <w:vAlign w:val="center"/>
-            <w:tcMar>
-              <w:top w:w="105" w:type="dxa"/>
-              <w:bottom w:w="105" w:type="dxa"/>
-              <w:left w:w="145" w:type="dxa"/>
-              <w:right w:w="145" w:type="dxa"/>
-            </w:tcMar>
-            <w:shd w:fill="F7FAFC"/>
-          </w:tcPr>
-          <w:p>
-            <w:pPr>
-              <w:spacing w:before="40" w:after="40" w:line="341" w:lineRule="auto"/>
-              <w:jc w:val="left"/>
-            </w:pPr>
-            <w:r/>
-            <w:r>
-              <w:rPr>
-                <w:rFonts w:ascii="Times New Roman" w:hAnsi="Times New Roman" w:eastAsia="宋体"/>
-                <w:b w:val="0"/>
-                <w:color w:val="191919"/>
-                <w:sz w:val="19"/>
-              </w:rPr>
-              <w:t>【原片微距文字与物理特征实证】铁罐内塞满三人拍探店视频攒下的钞票，信纸手写：一切都会好起来的，我们等你回来。——赵左右 徐图图 一漫。</w:t>
-            </w:r>
-          </w:p>
-        </w:tc>
-      </w:tr>
-      <w:tr>
-        <w:trPr>
-          <w:cantSplit/>
-        </w:trPr>
-        <w:tc>
-          <w:tcPr>
-            <w:tcW w:type="dxa" w:w="3024"/>
-            <w:vAlign w:val="center"/>
-            <w:tcMar>
-              <w:top w:w="105" w:type="dxa"/>
-              <w:bottom w:w="105" w:type="dxa"/>
-              <w:left w:w="145" w:type="dxa"/>
-              <w:right w:w="145" w:type="dxa"/>
-            </w:tcMar>
-          </w:tcPr>
-          <w:p>
-            <w:pPr>
-              <w:spacing w:before="40" w:after="40" w:line="341" w:lineRule="auto"/>
-              <w:jc w:val="left"/>
-            </w:pPr>
-            <w:r/>
-            <w:r>
-              <w:rPr>
-                <w:rFonts w:ascii="Times New Roman" w:hAnsi="Times New Roman" w:eastAsia="宋体"/>
-                <w:b/>
-                <w:color w:val="191919"/>
-                <w:sz w:val="19"/>
-              </w:rPr>
-              <w:t>旧物仓库百叶门内小雪与2058联络的秘密投币公用电话机</w:t>
-              <w:br/>
-              <w:t>（场次：第20-7场）</w:t>
-            </w:r>
-          </w:p>
-        </w:tc>
-        <w:tc>
-          <w:tcPr>
-            <w:tcW w:type="dxa" w:w="7344"/>
-            <w:vAlign w:val="center"/>
-            <w:tcMar>
-              <w:top w:w="105" w:type="dxa"/>
-              <w:bottom w:w="105" w:type="dxa"/>
-              <w:left w:w="145" w:type="dxa"/>
-              <w:right w:w="145" w:type="dxa"/>
-            </w:tcMar>
-          </w:tcPr>
-          <w:p>
-            <w:pPr>
-              <w:spacing w:before="40" w:after="40" w:line="341" w:lineRule="auto"/>
-              <w:jc w:val="left"/>
-            </w:pPr>
-            <w:r/>
-            <w:r>
-              <w:rPr>
-                <w:rFonts w:ascii="Times New Roman" w:hAnsi="Times New Roman" w:eastAsia="宋体"/>
-                <w:b w:val="0"/>
-                <w:color w:val="191919"/>
-                <w:sz w:val="19"/>
-              </w:rPr>
-              <w:t>【原片微距文字与物理特征实证】16岁赵左右一路跟踪小雪走进昏暗旧物仓库，拉开百叶门发现了小雪用来往返2058年的秘密备用电话亭！</w:t>
+              <w:t>全集最高燃道具：面对母亲杨敏在餐桌上辱骂她用手啃酱大骨是“动物行为”并焊死二楼阳台防盗护栏，王一漫抡起从机械厂带回的大铁锤将铁护栏砸得扭曲变形，背对父母说出：“能帮我拆掉吗？我砸不动了。”</w:t>
             </w:r>
           </w:p>
         </w:tc>
@@ -3747,17 +2410,10 @@
               <w:spacing w:before="40" w:after="40" w:line="341" w:lineRule="auto"/>
               <w:jc w:val="left"/>
             </w:pPr>
-            <w:r/>
             <w:r>
-              <w:rPr>
-                <w:rFonts w:ascii="Times New Roman" w:hAnsi="Times New Roman" w:eastAsia="宋体"/>
-                <w:b/>
-                <w:color w:val="191919"/>
-                <w:sz w:val="19"/>
-              </w:rPr>
               <w:t>S01 @ 01:26.0 (第20-1场)</w:t>
               <w:br/>
-              <w:t>（场次：谢兴阳）</w:t>
+              <w:t>（场次：）</w:t>
             </w:r>
           </w:p>
         </w:tc>
@@ -3875,17 +2531,10 @@
               <w:spacing w:before="40" w:after="40" w:line="341" w:lineRule="auto"/>
               <w:jc w:val="left"/>
             </w:pPr>
-            <w:r/>
             <w:r>
-              <w:rPr>
-                <w:rFonts w:ascii="Times New Roman" w:hAnsi="Times New Roman" w:eastAsia="宋体"/>
-                <w:b/>
-                <w:color w:val="191919"/>
-                <w:sz w:val="19"/>
-              </w:rPr>
               <w:t>S02 @ 05:07.0 (第20-3场)</w:t>
               <w:br/>
-              <w:t>（场次：赵飞雪）</w:t>
+              <w:t>（场次：）</w:t>
             </w:r>
           </w:p>
         </w:tc>
@@ -3939,17 +2588,10 @@
               <w:spacing w:before="40" w:after="40" w:line="341" w:lineRule="auto"/>
               <w:jc w:val="left"/>
             </w:pPr>
-            <w:r/>
             <w:r>
-              <w:rPr>
-                <w:rFonts w:ascii="Times New Roman" w:hAnsi="Times New Roman" w:eastAsia="宋体"/>
-                <w:b/>
-                <w:color w:val="191919"/>
-                <w:sz w:val="19"/>
-              </w:rPr>
               <w:t>S02 @ 08:57.0 (第20-3场)</w:t>
               <w:br/>
-              <w:t>（场次：马天宇＆梁国荣）</w:t>
+              <w:t>（场次：＆）</w:t>
             </w:r>
           </w:p>
         </w:tc>
@@ -4003,17 +2645,10 @@
               <w:spacing w:before="40" w:after="40" w:line="341" w:lineRule="auto"/>
               <w:jc w:val="left"/>
             </w:pPr>
-            <w:r/>
             <w:r>
-              <w:rPr>
-                <w:rFonts w:ascii="Times New Roman" w:hAnsi="Times New Roman" w:eastAsia="宋体"/>
-                <w:b/>
-                <w:color w:val="191919"/>
-                <w:sz w:val="19"/>
-              </w:rPr>
               <w:t>S03 @ 11:05.0 (第20-4场)</w:t>
               <w:br/>
-              <w:t>（场次：朱铁＆苑冉）</w:t>
+              <w:t>（场次：＆）</w:t>
             </w:r>
           </w:p>
         </w:tc>
@@ -4067,17 +2702,10 @@
               <w:spacing w:before="40" w:after="40" w:line="341" w:lineRule="auto"/>
               <w:jc w:val="left"/>
             </w:pPr>
-            <w:r/>
             <w:r>
-              <w:rPr>
-                <w:rFonts w:ascii="Times New Roman" w:hAnsi="Times New Roman" w:eastAsia="宋体"/>
-                <w:b/>
-                <w:color w:val="191919"/>
-                <w:sz w:val="19"/>
-              </w:rPr>
               <w:t>S04 @ 17:30.0 (第20-4场)</w:t>
               <w:br/>
-              <w:t>（场次：徐梦洁＆特约）</w:t>
+              <w:t>（场次：＆特约）</w:t>
             </w:r>
           </w:p>
         </w:tc>
@@ -4131,17 +2759,10 @@
               <w:spacing w:before="40" w:after="40" w:line="341" w:lineRule="auto"/>
               <w:jc w:val="left"/>
             </w:pPr>
-            <w:r/>
             <w:r>
-              <w:rPr>
-                <w:rFonts w:ascii="Times New Roman" w:hAnsi="Times New Roman" w:eastAsia="宋体"/>
-                <w:b/>
-                <w:color w:val="191919"/>
-                <w:sz w:val="19"/>
-              </w:rPr>
               <w:t>S05 @ 23:28.0 (第20-5场)</w:t>
               <w:br/>
-              <w:t>（场次：马天宇）</w:t>
+              <w:t>（场次：）</w:t>
             </w:r>
           </w:p>
         </w:tc>
@@ -4195,17 +2816,10 @@
               <w:spacing w:before="40" w:after="40" w:line="341" w:lineRule="auto"/>
               <w:jc w:val="left"/>
             </w:pPr>
-            <w:r/>
             <w:r>
-              <w:rPr>
-                <w:rFonts w:ascii="Times New Roman" w:hAnsi="Times New Roman" w:eastAsia="宋体"/>
-                <w:b/>
-                <w:color w:val="191919"/>
-                <w:sz w:val="19"/>
-              </w:rPr>
               <w:t>S06 @ 27:00.0 (第20-5场)</w:t>
               <w:br/>
-              <w:t>（场次：曾宥臻＆徐梦洁）</w:t>
+              <w:t>（场次：＆）</w:t>
             </w:r>
           </w:p>
         </w:tc>

--- a/01_《三人行》全24集全流程标杆成品库/03_剧作结构、悬念节奏与视听解码/EP20_《三人行》第二十集《涉过夏天》剧作结构、悬念节奏与视听解码.docx
+++ b/01_《三人行》全24集全流程标杆成品库/03_剧作结构、悬念节奏与视听解码/EP20_《三人行》第二十集《涉过夏天》剧作结构、悬念节奏与视听解码.docx
@@ -894,21 +894,10 @@
             </w:tcMar>
           </w:tcPr>
           <w:p>
-            <w:pPr>
-              <w:spacing w:before="40" w:after="40" w:line="341" w:lineRule="auto"/>
-              <w:jc w:val="left"/>
-            </w:pPr>
-            <w:r/>
             <w:r>
-              <w:rPr>
-                <w:rFonts w:ascii="Times New Roman" w:hAnsi="Times New Roman" w:eastAsia="宋体"/>
-                <w:b w:val="0"/>
-                <w:color w:val="191919"/>
-                <w:sz w:val="19"/>
-              </w:rPr>
               <w:t>【出场人物】赵左右（内心独白）、系统广播（画外音）、高尚</w:t>
               <w:br/>
-              <w:t>【本场戏剧功能与导演调度任务】五零二室昏暗的秘密暗室内，十六岁的赵左右瘫坐在地板上，右手死死扣着地面上那本《三人行》创刊号，双眼呆滞而惊恐地仰望着黑帘背后那整面记录着【左右（16岁）、荀（41岁·2035穿越·舒图之死！）、了（66岁·2033舒图去世·2058穿越阻止荀）】的三代命运时间线黑板！ 少年胸口剧……</w:t>
+              <w:t>【本场戏剧功能与导演调度任务】【开篇立局/黄金冷开场调度】以「内　502室秘密暗室与2058年人生无限有限公司高总办公室 — 日/夜」为物理容器，聚焦（赵左右（内心独白）、系统广播（画外音）、高尚）的对手戏力场，核心导演任务在于：推进跨时空底层规则与倒计时危机张力；引爆学业分科抉择、少年良知与同窗义气冲突。</w:t>
               <w:br/>
               <w:t>【完整剧情推进与动作细节】五零二室昏暗的秘密暗室内，十六岁的赵左右瘫坐在地板上，右手死死扣着地面上那本《三人行》创刊号，双眼呆滞而惊恐地仰望着黑帘背后那整面记录着【左右（16岁）、荀（41岁·2035穿越·舒图之死！）、了（66岁·2033舒图去世·2058穿越阻止荀）】的三代命运时间线黑板！ 少年胸口剧烈起伏，大口大口地喘着粗气，颤抖着从地上站起身，一步步走到黑板前，伸出双手猛地按在那些触目惊心的粉笔字上，十七年来的世界观在这一刻彻底崩塌！ 就在十六岁的赵左右因揭开三代同体真相而产生剧烈精神海啸的同一刹那——公元2058年，“人生（无限）有限公司”总部走廊与监控大厅内，由于小雪此前设置的“停机维护”期限已过，刺目的猩红色警报灯骤然疯狂闪烁！冰冷的系统广播声响彻整座大楼： 身穿灰色西装、头挽发髻插着发簪的副总裁高尚（高总）快步走到办公室门前，刷下自己的副总裁工牌推门走入。他径直来到中央操作台前，调取了2008年客户“赵左右”档案的后台操作日志与监控回放——只见屏幕上赫然列出三行盗用他权限的操作记录：【申请重置联络点｜录入权限：副总裁高尚｜操作失败：权限不足】、【标记为归档｜录入权限：副总裁高尚｜操作成功】、【取消最高警报｜录入权限：副总裁高尚｜操作成功】！ 高尚死死盯着屏幕上的操作记录与监控画面里林开颜（小雪）鬼鬼祟祟的身影，缓缓摘下鼻梁上的金丝透明眼镜，抬手拔掉头顶的发簪，任由一头长发散落肩头。他双手捂了捂脸，再抬起头时，嘴角勾起一抹冰冷而玩味的笑意。</w:t>
               <w:br/>
@@ -1028,21 +1017,10 @@
             </w:tcMar>
           </w:tcPr>
           <w:p>
-            <w:pPr>
-              <w:spacing w:before="40" w:after="40" w:line="341" w:lineRule="auto"/>
-              <w:jc w:val="left"/>
-            </w:pPr>
-            <w:r/>
             <w:r>
-              <w:rPr>
-                <w:rFonts w:ascii="Times New Roman" w:hAnsi="Times New Roman" w:eastAsia="宋体"/>
-                <w:b w:val="0"/>
-                <w:color w:val="191919"/>
-                <w:sz w:val="19"/>
-              </w:rPr>
               <w:t>【出场人物】林开颜（小雪）、赵左右、赵左右（内心独白）、荀未来</w:t>
               <w:br/>
-              <w:t>【本场戏剧功能与导演调度任务】夜晚，长林市街边砂锅麻辣烫店内，暖黄的灯光下浮现本集片名：第 20 集 涉过夏天。 十六岁的赵左右独自坐在小餐桌前，面前放着一碗未动的砂锅，眼神深沉而凝重（内心独白：“哪些是真的？什么才是真的？你们的目的是什么？为什么不告诉我？我一定要找到你们，问个明白”）。就在这时，门口的塑料……</w:t>
+              <w:t>【本场戏剧功能与导演调度任务】【中点转折与矛盾升级调度】以「内/外　街边砂锅麻辣烫店·G54路公交车·2058办公区与荒村老宅 — 夜/日」为物理容器，聚焦（林开颜（小雪）、赵左右、赵左右（内心独白）、荀未来）的对手戏力场，核心导演任务在于：通过味觉记忆与信物流转编织跨时空纯爱与双生女性救赎。</w:t>
               <w:br/>
               <w:t>【完整剧情推进与动作细节】夜晚，长林市街边砂锅麻辣烫店内，暖黄的灯光下浮现本集片名：第 20 集 涉过夏天。 十六岁的赵左右独自坐在小餐桌前，面前放着一碗未动的砂锅，眼神深沉而凝重（内心独白：“哪些是真的？什么才是真的？你们的目的是什么？为什么不告诉我？我一定要找到你们，问个明白”）。就在这时，门口的塑料门帘被掀开——再次从2058年穿过来的林开颜（小雪）端着一碗麻辣烫走了进来，径直坐到了赵左右的对面！ 刚才在五零二室亲眼目睹这个女人凭空消失、而回家后又发现荀哥和植物人赵爷爷已经连夜转移不知所踪的赵左右，不动声色地抬起头直视着小雪。 小雪双手交叠放在胸前，装出一副知恩图报的乖巧模样点头承认。 赵左右身体微微前倾，敏锐地顺着她的话头下套盘问。 小雪在心底得意地冷笑了一声（内心独白：“还好这次我提前做过功课了”），脸上故作无辜地背出了自己查来的2007年灾情资料。 听到“去年八月捐款”，刚刚看完五零二室暗室时间线黑板的十六岁赵左右眸光一凛，瞬间识破了她的谎言！ 赵左右迅速收起眼底的警惕，脸上挤出自然的微笑顺着她演戏：“啊……原来是这样。赵爷爷如果知道你特意来长林道谢，一定会很高兴的。”小雪眼睛一亮，立刻图穷匕见地提出要求。</w:t>
               <w:br/>
@@ -1097,21 +1075,10 @@
             <w:shd w:fill="F7FAFC"/>
           </w:tcPr>
           <w:p>
-            <w:pPr>
-              <w:spacing w:before="40" w:after="40" w:line="341" w:lineRule="auto"/>
-              <w:jc w:val="left"/>
-            </w:pPr>
-            <w:r/>
             <w:r>
-              <w:rPr>
-                <w:rFonts w:ascii="Times New Roman" w:hAnsi="Times New Roman" w:eastAsia="宋体"/>
-                <w:b w:val="0"/>
-                <w:color w:val="191919"/>
-                <w:sz w:val="19"/>
-              </w:rPr>
               <w:t>【出场人物】赵东来、刘美奕、徐图图（电话音）、赵左右、咖啡店老板、新任影院经理、徐图图</w:t>
               <w:br/>
-              <w:t>【本场戏剧功能与导演调度任务】傍晚，十六岁的赵左右走上五楼楼梯间准备回五零一室，刚走到门口，便听到屋里传来父母压抑的谈话声，他脚步一顿，心情沉重地驻足在门外。 五零一室客厅内，赵东来站在餐桌旁，苦口婆心地劝说妻子刘美奕拉下面子回电影院上班。</w:t>
+              <w:t>【本场戏剧功能与导演调度任务】【中点转折与矛盾升级调度】以「内/外　501室客厅与卧室·东湖咖啡馆与长春电影院大厅 — 日/夜」为物理容器，聚焦（赵东来、刘美奕、徐图图（电话音）、赵左右、咖啡店老板、新任影院经理、徐图图）的对手戏力场，核心导演任务在于：深化中国式原生家庭“刀子嘴与避风港”的代际情感共振。</w:t>
               <w:br/>
               <w:t>【完整剧情推进与动作细节】傍晚，十六岁的赵左右走上五楼楼梯间准备回五零一室，刚走到门口，便听到屋里传来父母压抑的谈话声，他脚步一顿，心情沉重地驻足在门外。 五零一室客厅内，赵东来站在餐桌旁，苦口婆心地劝说妻子刘美奕拉下面子回电影院上班。 坐在桌旁的刘美奕红着眼眶抬起头，说出了自己无法回去的苦衷。 赵东来重重叹了一口气，走上前心疼地揽住妻子的肩膀，用宽厚的手掌拍着她的后背给她打气。 刘美奕将头温柔地倚靠在丈夫的肩头，轻声唤了一句：“老公，没事的，都会好起来的。”赵东来用力点了点头：“嗯。” 门外的十六岁赵左右听完父母的对话，默默回到自己的卧室。床头柜上的诺基亚手机震动起来，屏幕显示【徐图图 来电（20:41pm）】。赵左右接起电话，电话那头传来在“东湖咖啡”兼职的徐图图兴高采烈的声音。 一心想着赶紧找份兼职赚钱替父母分忧的赵左右，神色凝重地婉拒了她。 次日白天，“东湖咖啡（EAST LAKE）”店内，身穿围裙的徐图图正端着咖啡和曲奇送给顾客（“不好意思啊，花没拉好，送您两片曲奇”）。一抬头，她惊讶地看到十六岁的赵左右竟然站在咖啡馆门口，正向咖啡店老板恳求一份兼职工作！</w:t>
               <w:br/>
@@ -1164,21 +1131,10 @@
             </w:tcMar>
           </w:tcPr>
           <w:p>
-            <w:pPr>
-              <w:spacing w:before="40" w:after="40" w:line="341" w:lineRule="auto"/>
-              <w:jc w:val="left"/>
-            </w:pPr>
-            <w:r/>
             <w:r>
-              <w:rPr>
-                <w:rFonts w:ascii="Times New Roman" w:hAnsi="Times New Roman" w:eastAsia="宋体"/>
-                <w:b w:val="0"/>
-                <w:color w:val="191919"/>
-                <w:sz w:val="19"/>
-              </w:rPr>
               <w:t>【出场人物】赵左右、荀未来、徐图图（电话音）、咖啡店老板、王一漫</w:t>
               <w:br/>
-              <w:t>【本场戏剧功能与导演调度任务】傍晚，赵左右掏钥匙走进五零一室（楼道拐角暗处，小雪正盯着他的背影腹诽：“看来这小子还是没去找他俩啊”）。五零一室客厅里，系着围裙的赵东来端着菜从厨房走出来，假装若无其事地对儿子说自己单位这两天“放假了”可以接送他补习；赵左右懂事地婉拒后，走到餐桌前看着那盘土豆丝和红烧肉，向厨房里……</w:t>
+              <w:t>【本场戏剧功能与导演调度任务】【中点转折与矛盾升级调度】以「内/外　501室客厅与厨房·荒村老屋·东湖咖啡馆与徐图图家 — 夜/日」为物理容器，聚焦（赵左右、荀未来、徐图图（电话音）、咖啡店老板、王一漫）的对手戏力场，核心导演任务在于：深化中国式原生家庭“刀子嘴与避风港”的代际情感共振。</w:t>
               <w:br/>
               <w:t>【完整剧情推进与动作细节】傍晚，赵左右掏钥匙走进五零一室（楼道拐角暗处，小雪正盯着他的背影腹诽：“看来这小子还是没去找他俩啊”）。五零一室客厅里，系着围裙的赵东来端着菜从厨房走出来，假装若无其事地对儿子说自己单位这两天“放假了”可以接送他补习；赵左右懂事地婉拒后，走到餐桌前看着那盘土豆丝和红烧肉，向厨房里的母亲刘美奕打听菜价。 刘美奕一边忙活一边回答土豆一块多、五花肉十块多最近还涨价了，好奇地问儿子打听菜价干嘛。赵左右眼睛一转，编了个善意的谎言，把家里买菜的活儿揽了过来！ 刘美奕信以为真，欣慰地说明天给他钱去买菜。赵左右低头摸了摸兜里今天发传单挣来的那张十元纸币，眼神愈发坚定。 *开始音乐蒙太奇： 伴随着深沉感伤的插曲《一路走》（“一路走，一边失去；一路走，一边证明……”），画面平行交叉剪辑十六岁赵左右与四十一岁荀未来在这个艰难夏天的双线挣扎：① 农贸菜市场里，曾经大手大脚的“荀老板”荀未来为了省一毛钱跟菜摊老板软磨硬泡（“四块四多不吉利啊，你就四块三吧！老板，你能把这条死鱼送给我吗？”）；而五零一室卧室里，赵左右翻开抽屉里《梦的解析》下藏着的记账本，一笔笔记下自己发传单的10元、20元收入与每天精打细算省下的买菜结余；② 酷暑难耐的荒村破屋里，荀未来满头大汗地搬来一台旧电风扇组装好给植物人赵了吹风，替他翻身、按摩肌肉萎缩的手臂、套上凉席枕套；③ 电脑前，赵左右熬夜剪辑视频，而荒村里的荀未来则在百度搜索【打工不发工资应该找什么部门解决】；④ 市二院走廊里，拎着大袋药品的荀未来与前来搜寻的小雪惊险地擦肩而过……</w:t>
               <w:br/>
@@ -1233,21 +1189,10 @@
             <w:shd w:fill="F7FAFC"/>
           </w:tcPr>
           <w:p>
-            <w:pPr>
-              <w:spacing w:before="40" w:after="40" w:line="341" w:lineRule="auto"/>
-              <w:jc w:val="left"/>
-            </w:pPr>
-            <w:r/>
             <w:r>
-              <w:rPr>
-                <w:rFonts w:ascii="Times New Roman" w:hAnsi="Times New Roman" w:eastAsia="宋体"/>
-                <w:b w:val="0"/>
-                <w:color w:val="191919"/>
-                <w:sz w:val="19"/>
-              </w:rPr>
               <w:t>【出场人物】赵左右、王一漫、杨敏、王一漫（闪回）、赵左右（闪回）</w:t>
               <w:br/>
-              <w:t>【本场戏剧功能与导演调度任务】白天，赵左右、徐图图、王一漫来到一家挂着“本店自助不限量，5元吃到饱，浪费超二两加收5元”标牌的平价自助快餐店拍摄新素材。赵左右举着DV寻找机位时，无意间撞到角落里一个头戴草帽、正一边吃快餐一边低头看数学书的少年。 草帽少年抬起头匆匆离开餐馆——赵左右、徐图图和王一漫同时认出了那……</w:t>
+              <w:t>【本场戏剧功能与导演调度任务】【片尾断章/高潮尾钩（Cliffhanger）调度】以「内/外　5元自助快餐店·飞霞湾王一漫家餐厅与卧室阳台 — 日/夜」为物理容器，聚焦（赵左右、王一漫、杨敏、王一漫（闪回）、赵左右（闪回））的对手戏力场，核心导演任务在于：引爆学业分科抉择、少年良知与同窗义气冲突。</w:t>
               <w:br/>
               <w:t>【完整剧情推进与动作细节】白天，赵左右、徐图图、王一漫来到一家挂着“本店自助不限量，5元吃到饱，浪费超二两加收5元”标牌的平价自助快餐店拍摄新素材。赵左右举着DV寻找机位时，无意间撞到角落里一个头戴草帽、正一边吃快餐一边低头看数学书的少年。 草帽少年抬起头匆匆离开餐馆——赵左右、徐图图和王一漫同时认出了那张清瘦的脸！三人快步追到快餐店临街的大玻璃窗前，只见烈日炎炎下，戴着草帽的理科学霸陈明，正吃力地蹬着一辆装满沉重蔬菜纸箱的三轮车消失在街角！ 徐图图眼眶泛红地低语：“可他刚刚好像还在看数学……他会回来的，对吧？”站在一旁的王一漫静静望着陈明蹬三轮车远去的背影，积压在心底多年的委屈与窒息化作滚烫的泪水滑落脸颊。 当晚，飞霞湾王家豪宅餐厅内，心事重重的王一漫在切牛排时，刀叉在瓷盘上划出刺耳的“吱吱”声。父亲王伟之皱眉批评她没礼貌；母亲杨敏则冷着脸掏出摩托罗拉翻盖手机，点开一段王一漫在探店视频里双手捧着酱大骨大口啃肉的画面拍在餐桌上！ 王伟之连忙打圆场说“就是那些朋友在消费你，以后别跟他们玩就好了，吃饭”。一向顺从的王一漫却抬起头，轻声反驳了一句。 杨敏脸色骤寒，端出高高在上的精英姿态训斥女儿！ 王一漫平静地顶了回去：“人不就是动物吗？高级哺乳动物。酱大骨肉都嵌在骨头缝里，用筷子吃能吃干净吗？我啃干净不就是为了不浪费吗？”杨敏气得柳眉倒竖，口不择言地吐出了一句极其伤人的话！ 王一漫深吸了一口气，眼底最后一丝光亮彻底熄灭，声音冰冷而麻木。</w:t>
               <w:br/>
@@ -1300,21 +1245,10 @@
             </w:tcMar>
           </w:tcPr>
           <w:p>
-            <w:pPr>
-              <w:spacing w:before="40" w:after="40" w:line="341" w:lineRule="auto"/>
-              <w:jc w:val="left"/>
-            </w:pPr>
-            <w:r/>
             <w:r>
-              <w:rPr>
-                <w:rFonts w:ascii="Times New Roman" w:hAnsi="Times New Roman" w:eastAsia="宋体"/>
-                <w:b w:val="0"/>
-                <w:color w:val="191919"/>
-                <w:sz w:val="19"/>
-              </w:rPr>
               <w:t>【出场人物】刘美奕、赵左右、赵东来、荀未来、林开颜（小雪）（内心独白）、林开颜（小雪）、高尚</w:t>
               <w:br/>
-              <w:t>【本场戏剧功能与导演调度任务】深夜，五零一室玄关门轻轻推开，脖子上搭着白毛巾的赵东来与刘美奕蹑手蹑脚地走进客厅，怕吵醒熟睡的儿子。刘美奕笑着夸赞放下面子去她所在剧组帮厨师采买伙食的丈夫。 赵东来倒了一杯水喝，乐呵呵地回答：“那当然了，干什么工作都得用心，不是吗？”话音刚落，十六岁的赵左右突然掀开门帘从卧室走了……</w:t>
+              <w:t>【本场戏剧功能与导演调度任务】【片尾断章/高潮尾钩（Cliffhanger）调度】以「内/外　501室客厅与卧室·荒村老屋·5元快餐店·旧物仓库与2058办公区 — 夜」为物理容器，聚焦（刘美奕、赵左右、赵东来、荀未来、林开颜（小雪）（内心独白）、林开颜（小雪）、高尚）的对手戏力场，核心导演任务在于：推进跨时空底层规则与倒计时危机张力；深化中国式原生家庭“刀子嘴与避风港”的代际情感共振。</w:t>
               <w:br/>
               <w:t>【完整剧情推进与动作细节】深夜，五零一室玄关门轻轻推开，脖子上搭着白毛巾的赵东来与刘美奕蹑手蹑脚地走进客厅，怕吵醒熟睡的儿子。刘美奕笑着夸赞放下面子去她所在剧组帮厨师采买伙食的丈夫。 赵东来倒了一杯水喝，乐呵呵地回答：“那当然了，干什么工作都得用心，不是吗？”话音刚落，十六岁的赵左右突然掀开门帘从卧室走了出来，把夫妻俩吓了一跳！ 赵东来连忙摆手说“大人的事不用你管，你只管好好学习”。只见十六岁的赵左右平静地从口袋里掏出一个装满百元钞票的厚信封递到父母面前，更一字一顿地向父母宣布了自己经过这个夏天磨砺后的人生志向！ 赵左右拉着目瞪口呆的父母来到自己卧室的电脑前，给他们看【黍豆网｜频道：八中姐妹】上动辄四五千的播放量与满屏好评。刘美奕欣慰地摸着儿子的肩膀感叹：“我感觉咱儿子有成为电视编导的潜质！”赵东来拿着儿子交上来的家用，激动得眼眶微红、哈哈大笑！ 赵左右看着屏幕上徐图图与王一漫灿烂的笑脸，在心底充满希望地默念：“这个艰难的夏天，总会过去的。” 然而画面瞬间切至阴冷破败的荒村老屋：四十一岁的荀未来正细致地替病床上昏迷不醒的六十六岁赵了整理衣领、扣好纽扣、掖紧被角，随后独自坐到孤灯下，撕开一个冰冷干硬的剩汉堡大口吞咽着，眼眶通红地望着病榻上的老人。 几天后的傍晚，五零一室客厅内，赵左右、徐图图与王一漫围坐在茶几前，将暑假拍探店视频攒下的钱凑在一起准备帮陈明妈妈治病。当徐图图提议找赵爷爷帮忙时，赵左右连忙竖起食指比了个“嘘”的手势。 而此时躲在五零一室门外走廊偷听的2058年实习生林开颜（小雪），见苦等数月依然……</w:t>
               <w:br/>

--- a/01_《三人行》全24集全流程标杆成品库/03_剧作结构、悬念节奏与视听解码/EP20_《三人行》第二十集《涉过夏天》剧作结构、悬念节奏与视听解码.docx
+++ b/01_《三人行》全24集全流程标杆成品库/03_剧作结构、悬念节奏与视听解码/EP20_《三人行》第二十集《涉过夏天》剧作结构、悬念节奏与视听解码.docx
@@ -218,8 +218,6 @@
                 <w:b/>
               </w:rPr>
               <w:t>远郊荒村土炕破瓦房的搓澡巾与植物人轮椅</w:t>
-              <w:br/>
-              <w:t>（20-3至20-5场）</w:t>
             </w:r>
           </w:p>
         </w:tc>
@@ -270,8 +268,6 @@
                 <w:b/>
               </w:rPr>
               <w:t>5元快餐店“答案箱”铁罐与300元探店广告费</w:t>
-              <w:br/>
-              <w:t>（20-2／20-4场）</w:t>
             </w:r>
           </w:p>
         </w:tc>
@@ -322,8 +318,6 @@
                 <w:b/>
               </w:rPr>
               <w:t>王一漫的学工大铁锤与被砸烂的二楼阳台防盗铁护栏</w:t>
-              <w:br/>
-              <w:t>（20-6场）</w:t>
             </w:r>
           </w:p>
         </w:tc>
@@ -397,7 +391,7 @@
           <w:color w:val="141414"/>
           <w:sz w:val="21"/>
         </w:rPr>
-        <w:t>• 起承转合五幕戏剧节拍与冷开场/强尾钩排布（B账）：• 冷开场（20-1至20-2）：16岁赵左右在502暗室三代命运黑板前崩溃，瞬间触发2058宏观监测系统最高警报！2058副总裁高尚查出小雪盗用他权限的三条记录（重置失败、标记归档、取消警报），拔掉发簪散开长发冷笑； • 第一幕（20-3）：街边砂锅麻辣烫店内，小雪坐到小赵对面用“去年台风捐款”套话被小赵识破，小赵瞥见其背后毒液注射器，急中生智喊“钥匙锁屋里了”狂奔冲上G54末班公交车死死攥紧502钥匙；次日荀未来开路虎车花200元月租租下偏僻荒村老瓦房，背着插鼻饲管的植物人赵了入住扇蒲扇照料； • 第二幕（20-4）：小赵在501门外听到下岗的赵东来安慰因“顶替影院经理的是老领导萍姐儿子”而不愿回去为难萍姐的刘美奕（“有我扛着”）；小赵去徐图图兼职的“东湖咖啡”接下10块钱发传单活儿，在影院大厅把路人扔在垃圾桶旁的传单捡起擦净；徐图图想辞职让出名额，被咖啡店老板严肃点醒“你不能再有为别人放弃自己的想法了，你首先得让自己变得更好”； • 第三幕（20-5）：小赵借口“暑假社会实践算菜价”揽下买菜活儿在《梦的解析》下藏记账本攒差价；《一路走》插曲蒙太奇中，荀未来在荒村菜场为省一毛钱讨死鱼、装旧风扇、搜打工欠薪维权、在市二院与小雪擦肩而过、给老赵喂500ml鼻饲流食擦脚，深夜在病榻前叩问“我得为少年的理想负责，还要为老了的身体负责，谁又能为我负责？”，并用ID“回到未来”留言“求店名！”启发小赵；小赵找东湖咖啡老板谈下300元“电子传单”探店视频，拍王一漫品咖啡、徐图图吃卤肉饭引爆贴吧，三人将300元再投资升级为【八中姐妹花】频道； • 第四幕（20-6）：三人在“5元自助快餐店”拍素材时偶遇戴草帽边吃快餐边看数学书、蹬三轮车帮家里卖菜的陈明；当晚在飞霞湾餐厅，杨敏翻出摩托罗拉翻盖手机里王一漫用手啃酱大骨视频辱骂“你是狗啊？！”，王一漫闪回学工时小赵说的“发一次前所未有的疯吧”，冲回二楼卧室锁门拎起大铁锤将禁锢她16年的阳台防盗铁护栏砸得稀烂（“能帮我拆掉吗？我砸不动了”），杨敏悔恨痛哭抱女认错“拆！是妈妈错了”； • 第五幕尾钩（20-7）：深夜赵东来（去刘美奕剧组帮厨师采买伙食）与刘美奕回501室，小赵交出厚信封伙食费并宣布“一年半后参加艺考！”获父母支持；三人将拍片攒下的钱装进“答案箱”铁罐（附亲笔信）留在5元快餐店交给陈明与劝子复学的陈父；小赵反跟踪小雪至地下旧物仓库拉开百叶门发现秘密电话亭，2058高尚在夜间工位从身后当场抓获小雪！</w:t>
+        <w:t>• 起承转合五幕戏剧节拍与冷开场/强尾钩排布（B账）：• 冷开场：16岁赵左右在502暗室三代命运黑板前崩溃，瞬间触发2058宏观监测系统最高警报！2058副总裁高尚查出小雪盗用他权限的三条记录（重置失败、标记归档、取消警报），拔掉发簪散开长发冷笑； • 第一幕：街边砂锅麻辣烫店内，小雪坐到小赵对面用“去年台风捐款”套话被小赵识破，小赵瞥见其背后毒液注射器，急中生智喊“钥匙锁屋里了”狂奔冲上G54末班公交车死死攥紧502钥匙；次日荀未来开路虎车花200元月租租下偏僻荒村老瓦房，背着插鼻饲管的植物人赵了入住扇蒲扇照料； • 第二幕：小赵在501门外听到下岗的赵东来安慰因“顶替影院经理的是老领导萍姐儿子”而不愿回去为难萍姐的刘美奕（“有我扛着”）；小赵去徐图图兼职的“东湖咖啡”接下10块钱发传单活儿，在影院大厅把路人扔在垃圾桶旁的传单捡起擦净；徐图图想辞职让出名额，被咖啡店老板严肃点醒“你不能再有为别人放弃自己的想法了，你首先得让自己变得更好”； • 第三幕：小赵借口“暑假社会实践算菜价”揽下买菜活儿在《梦的解析》下藏记账本攒差价；《一路走》插曲蒙太奇中，荀未来在荒村菜场为省一毛钱讨死鱼、装旧风扇、搜打工欠薪维权、在市二院与小雪擦肩而过、给老赵喂500ml鼻饲流食擦脚，深夜在病榻前叩问“我得为少年的理想负责，还要为老了的身体负责，谁又能为我负责？”，并用ID“回到未来”留言“求店名！”启发小赵；小赵找东湖咖啡老板谈下300元“电子传单”探店视频，拍王一漫品咖啡、徐图图吃卤肉饭引爆贴吧，三人将300元再投资升级为【八中姐妹花】频道； • 第四幕：三人在“5元自助快餐店”拍素材时偶遇戴草帽边吃快餐边看数学书、蹬三轮车帮家里卖菜的陈明；当晚在飞霞湾餐厅，杨敏翻出摩托罗拉翻盖手机里王一漫用手啃酱大骨视频辱骂“你是狗啊？！”，王一漫闪回学工时小赵说的“发一次前所未有的疯吧”，冲回二楼卧室锁门拎起大铁锤将禁锢她16年的阳台防盗铁护栏砸得稀烂（“能帮我拆掉吗？我砸不动了”），杨敏悔恨痛哭抱女认错“拆！是妈妈错了”； • 第五幕尾钩：深夜赵东来（去刘美奕剧组帮厨师采买伙食）与刘美奕回501室，小赵交出厚信封伙食费并宣布“一年半后参加艺考！”获父母支持；三人将拍片攒下的钱装进“答案箱”铁罐（附亲笔信）留在5元快餐店交给陈明与劝子复学的陈父；小赵反跟踪小雪至地下旧物仓库拉开百叶门发现秘密电话亭，2058高尚在夜间工位从身后当场抓获小雪！</w:t>
       </w:r>
     </w:p>
     <w:tbl>
@@ -727,17 +721,17 @@
                 <w:color w:val="191919"/>
                 <w:sz w:val="19"/>
               </w:rPr>
-              <w:t>• 冷开场（20-1至20-2）：16岁赵左右在502暗室三代命运黑板前崩溃，瞬间触发2058宏观监测系统最高警报！2058副总裁高尚查出小雪盗用他权限的三条记录（重置失败、标记归档、取消警报），拔掉发簪散开长发冷笑；</w:t>
+              <w:t>• 冷开场：16岁赵左右在502暗室三代命运黑板前崩溃，瞬间触发2058宏观监测系统最高警报！2058副总裁高尚查出小雪盗用他权限的三条记录（重置失败、标记归档、取消警报），拔掉发簪散开长发冷笑；</w:t>
               <w:br/>
-              <w:t>• 第一幕（20-3）：街边砂锅麻辣烫店内，小雪坐到小赵对面用“去年台风捐款”套话被小赵识破，小赵瞥见其背后毒液注射器，急中生智喊“钥匙锁屋里了”狂奔冲上G54末班公交车死死攥紧502钥匙；次日荀未来开路虎车花200元月租租下偏僻荒村老瓦房，背着插鼻饲管的植物人赵了入住扇蒲扇照料；</w:t>
+              <w:t>• 第一幕：街边砂锅麻辣烫店内，小雪坐到小赵对面用“去年台风捐款”套话被小赵识破，小赵瞥见其背后毒液注射器，急中生智喊“钥匙锁屋里了”狂奔冲上G54末班公交车死死攥紧502钥匙；次日荀未来开路虎车花200元月租租下偏僻荒村老瓦房，背着插鼻饲管的植物人赵了入住扇蒲扇照料；</w:t>
               <w:br/>
-              <w:t>• 第二幕（20-4）：小赵在501门外听到下岗的赵东来安慰因“顶替影院经理的是老领导萍姐儿子”而不愿回去为难萍姐的刘美奕（“有我扛着”）；小赵去徐图图兼职的“东湖咖啡”接下10块钱发传单活儿，在影院大厅把路人扔在垃圾桶旁的传单捡起擦净；徐图图想辞职让出名额，被咖啡店老板严肃点醒“你不能再有为别人放弃自己的想法了，你首先得让自己变得更好”；</w:t>
+              <w:t>• 第二幕：小赵在501门外听到下岗的赵东来安慰因“顶替影院经理的是老领导萍姐儿子”而不愿回去为难萍姐的刘美奕（“有我扛着”）；小赵去徐图图兼职的“东湖咖啡”接下10块钱发传单活儿，在影院大厅把路人扔在垃圾桶旁的传单捡起擦净；徐图图想辞职让出名额，被咖啡店老板严肃点醒“你不能再有为别人放弃自己的想法了，你首先得让自己变得更好”；</w:t>
               <w:br/>
-              <w:t>• 第三幕（20-5）：小赵借口“暑假社会实践算菜价”揽下买菜活儿在《梦的解析》下藏记账本攒差价；《一路走》插曲蒙太奇中，荀未来在荒村菜场为省一毛钱讨死鱼、装旧风扇、搜打工欠薪维权、在市二院与小雪擦肩而过、给老赵喂500ml鼻饲流食擦脚，深夜在病榻前叩问“我得为少年的理想负责，还要为老了的身体负责，谁又能为我负责？”，并用ID“回到未来”留言“求店名！”启发小赵；小赵找东湖咖啡老板谈下300元“电子传单”探店视频，拍王一漫品咖啡、徐图图吃卤肉饭引爆贴吧，三人将300元再投资升级为【八中姐妹花】频道；</w:t>
+              <w:t>• 第三幕：小赵借口“暑假社会实践算菜价”揽下买菜活儿在《梦的解析》下藏记账本攒差价；《一路走》插曲蒙太奇中，荀未来在荒村菜场为省一毛钱讨死鱼、装旧风扇、搜打工欠薪维权、在市二院与小雪擦肩而过、给老赵喂500ml鼻饲流食擦脚，深夜在病榻前叩问“我得为少年的理想负责，还要为老了的身体负责，谁又能为我负责？”，并用ID“回到未来”留言“求店名！”启发小赵；小赵找东湖咖啡老板谈下300元“电子传单”探店视频，拍王一漫品咖啡、徐图图吃卤肉饭引爆贴吧，三人将300元再投资升级为【八中姐妹花】频道；</w:t>
               <w:br/>
-              <w:t>• 第四幕（20-6）：三人在“5元自助快餐店”拍素材时偶遇戴草帽边吃快餐边看数学书、蹬三轮车帮家里卖菜的陈明；当晚在飞霞湾餐厅，杨敏翻出摩托罗拉翻盖手机里王一漫用手啃酱大骨视频辱骂“你是狗啊？！”，王一漫闪回学工时小赵说的“发一次前所未有的疯吧”，冲回二楼卧室锁门拎起大铁锤将禁锢她16年的阳台防盗铁护栏砸得稀烂（“能帮我拆掉吗？我砸不动了”），杨敏悔恨痛哭抱女认错“拆！是妈妈错了”；</w:t>
+              <w:t>• 第四幕：三人在“5元自助快餐店”拍素材时偶遇戴草帽边吃快餐边看数学书、蹬三轮车帮家里卖菜的陈明；当晚在飞霞湾餐厅，杨敏翻出摩托罗拉翻盖手机里王一漫用手啃酱大骨视频辱骂“你是狗啊？！”，王一漫闪回学工时小赵说的“发一次前所未有的疯吧”，冲回二楼卧室锁门拎起大铁锤将禁锢她16年的阳台防盗铁护栏砸得稀烂（“能帮我拆掉吗？我砸不动了”），杨敏悔恨痛哭抱女认错“拆！是妈妈错了”；</w:t>
               <w:br/>
-              <w:t>• 第五幕尾钩（20-7）：深夜赵东来（去刘美奕剧组帮厨师采买伙食）与刘美奕回501室，小赵交出厚信封伙食费并宣布“一年半后参加艺考！”获父母支持；三人将拍片攒下的钱装进“答案箱”铁罐（附亲笔信）留在5元快餐店交给陈明与劝子复学的陈父；小赵反跟踪小雪至地下旧物仓库拉开百叶门发现秘密电话亭，2058高尚在夜间工位从身后当场抓获小雪！</w:t>
+              <w:t>• 第五幕尾钩：深夜赵东来（去刘美奕剧组帮厨师采买伙食）与刘美奕回501室，小赵交出厚信封伙食费并宣布“一年半后参加艺考！”获父母支持；三人将拍片攒下的钱装进“答案箱”铁罐（附亲笔信）留在5元快餐店交给陈明与劝子复学的陈父；小赵反跟踪小雪至地下旧物仓库拉开百叶门发现秘密电话亭，2058高尚在夜间工位从身后当场抓获小雪！</w:t>
             </w:r>
           </w:p>
         </w:tc>
@@ -2345,7 +2339,7 @@
               <w:jc w:val="left"/>
             </w:pPr>
             <w:r>
-              <w:t>S01 @ 01:26.0 (第20-1场)</w:t>
+              <w:t xml:space="preserve">S01 @ 01:26.0 </w:t>
               <w:br/>
               <w:t>（场次：）</w:t>
             </w:r>
@@ -2409,7 +2403,7 @@
                 <w:color w:val="191919"/>
                 <w:sz w:val="19"/>
               </w:rPr>
-              <w:t>S01 @ 02:54.0 (第20-1场)</w:t>
+              <w:t xml:space="preserve">S01 @ 02:54.0 </w:t>
               <w:br/>
               <w:t>（场次：特约演员）</w:t>
             </w:r>
@@ -2466,7 +2460,7 @@
               <w:jc w:val="left"/>
             </w:pPr>
             <w:r>
-              <w:t>S02 @ 05:07.0 (第20-3场)</w:t>
+              <w:t xml:space="preserve">S02 @ 05:07.0 </w:t>
               <w:br/>
               <w:t>（场次：）</w:t>
             </w:r>
@@ -2523,7 +2517,7 @@
               <w:jc w:val="left"/>
             </w:pPr>
             <w:r>
-              <w:t>S02 @ 08:57.0 (第20-3场)</w:t>
+              <w:t xml:space="preserve">S02 @ 08:57.0 </w:t>
               <w:br/>
               <w:t>（场次：＆）</w:t>
             </w:r>
@@ -2580,7 +2574,7 @@
               <w:jc w:val="left"/>
             </w:pPr>
             <w:r>
-              <w:t>S03 @ 11:05.0 (第20-4场)</w:t>
+              <w:t xml:space="preserve">S03 @ 11:05.0 </w:t>
               <w:br/>
               <w:t>（场次：＆）</w:t>
             </w:r>
@@ -2637,7 +2631,7 @@
               <w:jc w:val="left"/>
             </w:pPr>
             <w:r>
-              <w:t>S04 @ 17:30.0 (第20-4场)</w:t>
+              <w:t xml:space="preserve">S04 @ 17:30.0 </w:t>
               <w:br/>
               <w:t>（场次：＆特约）</w:t>
             </w:r>
@@ -2694,7 +2688,7 @@
               <w:jc w:val="left"/>
             </w:pPr>
             <w:r>
-              <w:t>S05 @ 23:28.0 (第20-5场)</w:t>
+              <w:t xml:space="preserve">S05 @ 23:28.0 </w:t>
               <w:br/>
               <w:t>（场次：）</w:t>
             </w:r>
@@ -2751,7 +2745,7 @@
               <w:jc w:val="left"/>
             </w:pPr>
             <w:r>
-              <w:t>S06 @ 27:00.0 (第20-5场)</w:t>
+              <w:t xml:space="preserve">S06 @ 27:00.0 </w:t>
               <w:br/>
               <w:t>（场次：＆）</w:t>
             </w:r>

--- a/01_《三人行》全24集全流程标杆成品库/03_剧作结构、悬念节奏与视听解码/EP20_《三人行》第二十集《涉过夏天》剧作结构、悬念节奏与视听解码.docx
+++ b/01_《三人行》全24集全流程标杆成品库/03_剧作结构、悬念节奏与视听解码/EP20_《三人行》第二十集《涉过夏天》剧作结构、悬念节奏与视听解码.docx
@@ -471,9 +471,7 @@
         </w:tc>
       </w:tr>
       <w:tr>
-        <w:trPr>
-          <w:cantSplit/>
-        </w:trPr>
+        <w:trPr/>
         <w:tc>
           <w:tcPr>
             <w:tcW w:type="dxa" w:w="2808"/>
@@ -534,9 +532,7 @@
         </w:tc>
       </w:tr>
       <w:tr>
-        <w:trPr>
-          <w:cantSplit/>
-        </w:trPr>
+        <w:trPr/>
         <w:tc>
           <w:tcPr>
             <w:tcW w:type="dxa" w:w="2808"/>
@@ -599,9 +595,7 @@
         </w:tc>
       </w:tr>
       <w:tr>
-        <w:trPr>
-          <w:cantSplit/>
-        </w:trPr>
+        <w:trPr/>
         <w:tc>
           <w:tcPr>
             <w:tcW w:type="dxa" w:w="2808"/>
@@ -662,9 +656,7 @@
         </w:tc>
       </w:tr>
       <w:tr>
-        <w:trPr>
-          <w:cantSplit/>
-        </w:trPr>
+        <w:trPr/>
         <w:tc>
           <w:tcPr>
             <w:tcW w:type="dxa" w:w="2808"/>
@@ -845,9 +837,7 @@
         </w:tc>
       </w:tr>
       <w:tr>
-        <w:trPr>
-          <w:cantSplit/>
-        </w:trPr>
+        <w:trPr/>
         <w:tc>
           <w:tcPr>
             <w:tcW w:type="dxa" w:w="2880"/>
@@ -901,9 +891,7 @@
         </w:tc>
       </w:tr>
       <w:tr>
-        <w:trPr>
-          <w:cantSplit/>
-        </w:trPr>
+        <w:trPr/>
         <w:tc>
           <w:tcPr>
             <w:tcW w:type="dxa" w:w="2880"/>
@@ -968,9 +956,7 @@
         </w:tc>
       </w:tr>
       <w:tr>
-        <w:trPr>
-          <w:cantSplit/>
-        </w:trPr>
+        <w:trPr/>
         <w:tc>
           <w:tcPr>
             <w:tcW w:type="dxa" w:w="2880"/>
@@ -1024,9 +1010,7 @@
         </w:tc>
       </w:tr>
       <w:tr>
-        <w:trPr>
-          <w:cantSplit/>
-        </w:trPr>
+        <w:trPr/>
         <w:tc>
           <w:tcPr>
             <w:tcW w:type="dxa" w:w="2880"/>
@@ -1082,9 +1066,7 @@
         </w:tc>
       </w:tr>
       <w:tr>
-        <w:trPr>
-          <w:cantSplit/>
-        </w:trPr>
+        <w:trPr/>
         <w:tc>
           <w:tcPr>
             <w:tcW w:type="dxa" w:w="2880"/>
@@ -1138,9 +1120,7 @@
         </w:tc>
       </w:tr>
       <w:tr>
-        <w:trPr>
-          <w:cantSplit/>
-        </w:trPr>
+        <w:trPr/>
         <w:tc>
           <w:tcPr>
             <w:tcW w:type="dxa" w:w="2880"/>
@@ -1196,9 +1176,7 @@
         </w:tc>
       </w:tr>
       <w:tr>
-        <w:trPr>
-          <w:cantSplit/>
-        </w:trPr>
+        <w:trPr/>
         <w:tc>
           <w:tcPr>
             <w:tcW w:type="dxa" w:w="2880"/>
@@ -1392,9 +1370,7 @@
         </w:tc>
       </w:tr>
       <w:tr>
-        <w:trPr>
-          <w:cantSplit/>
-        </w:trPr>
+        <w:trPr/>
         <w:tc>
           <w:tcPr>
             <w:tcW w:type="dxa" w:w="2880"/>
@@ -1463,9 +1439,7 @@
         </w:tc>
       </w:tr>
       <w:tr>
-        <w:trPr>
-          <w:cantSplit/>
-        </w:trPr>
+        <w:trPr/>
         <w:tc>
           <w:tcPr>
             <w:tcW w:type="dxa" w:w="2880"/>
@@ -1532,9 +1506,7 @@
         </w:tc>
       </w:tr>
       <w:tr>
-        <w:trPr>
-          <w:cantSplit/>
-        </w:trPr>
+        <w:trPr/>
         <w:tc>
           <w:tcPr>
             <w:tcW w:type="dxa" w:w="2880"/>
@@ -1603,9 +1575,7 @@
         </w:tc>
       </w:tr>
       <w:tr>
-        <w:trPr>
-          <w:cantSplit/>
-        </w:trPr>
+        <w:trPr/>
         <w:tc>
           <w:tcPr>
             <w:tcW w:type="dxa" w:w="2880"/>
@@ -1676,9 +1646,7 @@
         </w:tc>
       </w:tr>
       <w:tr>
-        <w:trPr>
-          <w:cantSplit/>
-        </w:trPr>
+        <w:trPr/>
         <w:tc>
           <w:tcPr>
             <w:tcW w:type="dxa" w:w="2880"/>
@@ -1747,9 +1715,7 @@
         </w:tc>
       </w:tr>
       <w:tr>
-        <w:trPr>
-          <w:cantSplit/>
-        </w:trPr>
+        <w:trPr/>
         <w:tc>
           <w:tcPr>
             <w:tcW w:type="dxa" w:w="2880"/>
@@ -1820,9 +1786,7 @@
         </w:tc>
       </w:tr>
       <w:tr>
-        <w:trPr>
-          <w:cantSplit/>
-        </w:trPr>
+        <w:trPr/>
         <w:tc>
           <w:tcPr>
             <w:tcW w:type="dxa" w:w="2880"/>
@@ -1999,9 +1963,7 @@
         </w:tc>
       </w:tr>
       <w:tr>
-        <w:trPr>
-          <w:cantSplit/>
-        </w:trPr>
+        <w:trPr/>
         <w:tc>
           <w:tcPr>
             <w:tcW w:type="dxa" w:w="2808"/>
@@ -2062,9 +2024,7 @@
         </w:tc>
       </w:tr>
       <w:tr>
-        <w:trPr>
-          <w:cantSplit/>
-        </w:trPr>
+        <w:trPr/>
         <w:tc>
           <w:tcPr>
             <w:tcW w:type="dxa" w:w="2808"/>
@@ -2127,9 +2087,7 @@
         </w:tc>
       </w:tr>
       <w:tr>
-        <w:trPr>
-          <w:cantSplit/>
-        </w:trPr>
+        <w:trPr/>
         <w:tc>
           <w:tcPr>
             <w:tcW w:type="dxa" w:w="2808"/>
@@ -2190,9 +2148,7 @@
         </w:tc>
       </w:tr>
       <w:tr>
-        <w:trPr>
-          <w:cantSplit/>
-        </w:trPr>
+        <w:trPr/>
         <w:tc>
           <w:tcPr>
             <w:tcW w:type="dxa" w:w="2808"/>
@@ -2255,9 +2211,7 @@
         </w:tc>
       </w:tr>
       <w:tr>
-        <w:trPr>
-          <w:cantSplit/>
-        </w:trPr>
+        <w:trPr/>
         <w:tc>
           <w:tcPr>
             <w:tcW w:type="dxa" w:w="2808"/>
@@ -2318,9 +2272,7 @@
         </w:tc>
       </w:tr>
       <w:tr>
-        <w:trPr>
-          <w:cantSplit/>
-        </w:trPr>
+        <w:trPr/>
         <w:tc>
           <w:tcPr>
             <w:tcW w:type="dxa" w:w="2808"/>
@@ -2376,9 +2328,7 @@
         </w:tc>
       </w:tr>
       <w:tr>
-        <w:trPr>
-          <w:cantSplit/>
-        </w:trPr>
+        <w:trPr/>
         <w:tc>
           <w:tcPr>
             <w:tcW w:type="dxa" w:w="2808"/>
@@ -2439,9 +2389,7 @@
         </w:tc>
       </w:tr>
       <w:tr>
-        <w:trPr>
-          <w:cantSplit/>
-        </w:trPr>
+        <w:trPr/>
         <w:tc>
           <w:tcPr>
             <w:tcW w:type="dxa" w:w="2808"/>
@@ -2497,9 +2445,7 @@
         </w:tc>
       </w:tr>
       <w:tr>
-        <w:trPr>
-          <w:cantSplit/>
-        </w:trPr>
+        <w:trPr/>
         <w:tc>
           <w:tcPr>
             <w:tcW w:type="dxa" w:w="2808"/>
@@ -2553,9 +2499,7 @@
         </w:tc>
       </w:tr>
       <w:tr>
-        <w:trPr>
-          <w:cantSplit/>
-        </w:trPr>
+        <w:trPr/>
         <w:tc>
           <w:tcPr>
             <w:tcW w:type="dxa" w:w="2808"/>
@@ -2611,9 +2555,7 @@
         </w:tc>
       </w:tr>
       <w:tr>
-        <w:trPr>
-          <w:cantSplit/>
-        </w:trPr>
+        <w:trPr/>
         <w:tc>
           <w:tcPr>
             <w:tcW w:type="dxa" w:w="2808"/>
@@ -2667,9 +2609,7 @@
         </w:tc>
       </w:tr>
       <w:tr>
-        <w:trPr>
-          <w:cantSplit/>
-        </w:trPr>
+        <w:trPr/>
         <w:tc>
           <w:tcPr>
             <w:tcW w:type="dxa" w:w="2808"/>
@@ -2725,9 +2665,7 @@
         </w:tc>
       </w:tr>
       <w:tr>
-        <w:trPr>
-          <w:cantSplit/>
-        </w:trPr>
+        <w:trPr/>
         <w:tc>
           <w:tcPr>
             <w:tcW w:type="dxa" w:w="2808"/>
